--- a/doc/guide/5. 개발 환경 및 운영 매뉴얼 (Development & Operations Manual).docx
+++ b/doc/guide/5. 개발 환경 및 운영 매뉴얼 (Development & Operations Manual).docx
@@ -76,7 +76,7 @@
       <w:pPr>
         <w:numPr>
           <w:ilvl w:val="0"/>
-          <w:numId w:val="5"/>
+          <w:numId w:val="7"/>
         </w:numPr>
         <w:spacing w:after="0" w:afterAutospacing="0" w:before="240" w:lineRule="auto"/>
         <w:ind w:left="720" w:hanging="360"/>
@@ -101,7 +101,7 @@
       <w:pPr>
         <w:numPr>
           <w:ilvl w:val="0"/>
-          <w:numId w:val="5"/>
+          <w:numId w:val="7"/>
         </w:numPr>
         <w:spacing w:after="0" w:afterAutospacing="0" w:before="0" w:beforeAutospacing="0" w:lineRule="auto"/>
         <w:ind w:left="720" w:hanging="360"/>
@@ -125,7 +125,7 @@
       <w:pPr>
         <w:numPr>
           <w:ilvl w:val="0"/>
-          <w:numId w:val="5"/>
+          <w:numId w:val="7"/>
         </w:numPr>
         <w:spacing w:after="0" w:afterAutospacing="0" w:before="0" w:beforeAutospacing="0" w:lineRule="auto"/>
         <w:ind w:left="720" w:hanging="360"/>
@@ -149,7 +149,7 @@
       <w:pPr>
         <w:numPr>
           <w:ilvl w:val="0"/>
-          <w:numId w:val="5"/>
+          <w:numId w:val="7"/>
         </w:numPr>
         <w:spacing w:after="0" w:afterAutospacing="0" w:before="0" w:beforeAutospacing="0" w:lineRule="auto"/>
         <w:ind w:left="720" w:hanging="360"/>
@@ -173,7 +173,7 @@
       <w:pPr>
         <w:numPr>
           <w:ilvl w:val="0"/>
-          <w:numId w:val="5"/>
+          <w:numId w:val="7"/>
         </w:numPr>
         <w:spacing w:after="240" w:before="0" w:beforeAutospacing="0" w:lineRule="auto"/>
         <w:ind w:left="720" w:hanging="360"/>
@@ -192,6 +192,16 @@
           <w:rtl w:val="0"/>
         </w:rPr>
         <w:t xml:space="preserve"> Docker Desktop (선택 사항), Git</w:t>
+      </w:r>
+    </w:p>
+    <w:p>
+      <w:pPr>
+        <w:rPr/>
+      </w:pPr>
+      <w:r>
+        <w:rPr>
+          <w:rtl w:val="0"/>
+        </w:rPr>
       </w:r>
     </w:p>
     <w:p>
@@ -1023,6 +1033,16 @@
         <w:t xml:space="preserve"></w:t>
       </w:r>
       <w:r>
+        <w:rPr>
+          <w:rtl w:val="0"/>
+        </w:rPr>
+      </w:r>
+    </w:p>
+    <w:p>
+      <w:pPr>
+        <w:rPr/>
+      </w:pPr>
+      <w:r>
         <w:pict>
           <v:rect style="width:0.0pt;height:1.5pt" o:hr="t" o:hrstd="t" o:hralign="center" fillcolor="#A0A0A0" stroked="f"/>
         </w:pict>
@@ -1358,6 +1378,16 @@
         <w:t xml:space="preserve"></w:t>
       </w:r>
       <w:r>
+        <w:rPr>
+          <w:rtl w:val="0"/>
+        </w:rPr>
+      </w:r>
+    </w:p>
+    <w:p>
+      <w:pPr>
+        <w:rPr/>
+      </w:pPr>
+      <w:r>
         <w:pict>
           <v:rect style="width:0.0pt;height:1.5pt" o:hr="t" o:hrstd="t" o:hralign="center" fillcolor="#A0A0A0" stroked="f"/>
         </w:pict>
@@ -1370,23 +1400,24 @@
     </w:p>
     <w:p>
       <w:pPr>
-        <w:pStyle w:val="Heading2"/>
-        <w:spacing w:after="80" w:before="360" w:lineRule="auto"/>
-        <w:rPr>
+        <w:spacing w:after="240" w:before="240" w:lineRule="auto"/>
+        <w:rPr/>
+      </w:pPr>
+      <w:r>
+        <w:rPr>
+          <w:rFonts w:ascii="Arial Unicode MS" w:cs="Arial Unicode MS" w:eastAsia="Arial Unicode MS" w:hAnsi="Arial Unicode MS"/>
+          <w:b w:val="1"/>
+          <w:bCs w:val="1"/>
           <w:sz w:val="34"/>
           <w:szCs w:val="34"/>
-        </w:rPr>
-      </w:pPr>
-      <w:bookmarkStart w:colFirst="0" w:colLast="0" w:name="_qthci6x314fu" w:id="11"/>
-      <w:bookmarkEnd w:id="11"/>
-      <w:r>
-        <w:rPr>
-          <w:rFonts w:ascii="Arial Unicode MS" w:cs="Arial Unicode MS" w:eastAsia="Arial Unicode MS" w:hAnsi="Arial Unicode MS"/>
-          <w:sz w:val="34"/>
-          <w:szCs w:val="34"/>
-          <w:rtl w:val="0"/>
-        </w:rPr>
-        <w:t xml:space="preserve">4. 초기 데이터 적재 및 관리 (Data Initialization)</w:t>
+          <w:rtl w:val="0"/>
+        </w:rPr>
+        <w:t xml:space="preserve">4. 초기 데이터 적재 및 관리 (Data Initialization &amp; Auto-Setup)</w:t>
+      </w:r>
+      <w:r>
+        <w:rPr>
+          <w:rtl w:val="0"/>
+        </w:rPr>
       </w:r>
     </w:p>
     <w:p>
@@ -1399,7 +1430,37 @@
           <w:rFonts w:ascii="Arial Unicode MS" w:cs="Arial Unicode MS" w:eastAsia="Arial Unicode MS" w:hAnsi="Arial Unicode MS"/>
           <w:rtl w:val="0"/>
         </w:rPr>
-        <w:t xml:space="preserve">시스템을 처음 구축했을 때 빈 껍데기 상태이므로, 기준 정보(Base Data)를 채워 넣어야 합니다.</w:t>
+        <w:t xml:space="preserve">본 시스템은 개발자 경험(DX) 향상과 운영 편의성을 위해 </w:t>
+      </w:r>
+      <w:r>
+        <w:rPr>
+          <w:b w:val="1"/>
+          <w:bCs w:val="1"/>
+          <w:rtl w:val="0"/>
+        </w:rPr>
+        <w:t xml:space="preserve">Auto-Setup System</w:t>
+      </w:r>
+      <w:r>
+        <w:rPr>
+          <w:rFonts w:ascii="Arial Unicode MS" w:cs="Arial Unicode MS" w:eastAsia="Arial Unicode MS" w:hAnsi="Arial Unicode MS"/>
+          <w:rtl w:val="0"/>
+        </w:rPr>
+        <w:t xml:space="preserve">을 구축하였습니다. 별도의 초기화 명령어를 수행할 필요 없이, DB 마이그레이션(</w:t>
+      </w:r>
+      <w:r>
+        <w:rPr>
+          <w:rFonts w:ascii="Roboto Mono" w:cs="Roboto Mono" w:eastAsia="Roboto Mono" w:hAnsi="Roboto Mono"/>
+          <w:color w:val="188038"/>
+          <w:rtl w:val="0"/>
+        </w:rPr>
+        <w:t xml:space="preserve">migrate</w:t>
+      </w:r>
+      <w:r>
+        <w:rPr>
+          <w:rFonts w:ascii="Arial Unicode MS" w:cs="Arial Unicode MS" w:eastAsia="Arial Unicode MS" w:hAnsi="Arial Unicode MS"/>
+          <w:rtl w:val="0"/>
+        </w:rPr>
+        <w:t xml:space="preserve">)만 수행하면 슈퍼유저 생성, 테이블 명세서 갱신, 기초 데이터 적재가 자동으로 완료됩니다.</w:t>
       </w:r>
     </w:p>
     <w:p>
@@ -1411,8 +1472,8 @@
           <w:szCs w:val="26"/>
         </w:rPr>
       </w:pPr>
-      <w:bookmarkStart w:colFirst="0" w:colLast="0" w:name="_oz6v8x1vs22k" w:id="12"/>
-      <w:bookmarkEnd w:id="12"/>
+      <w:bookmarkStart w:colFirst="0" w:colLast="0" w:name="_phit48mg1gni" w:id="11"/>
+      <w:bookmarkEnd w:id="11"/>
       <w:r>
         <w:rPr>
           <w:rFonts w:ascii="Arial Unicode MS" w:cs="Arial Unicode MS" w:eastAsia="Arial Unicode MS" w:hAnsi="Arial Unicode MS"/>
@@ -1420,7 +1481,7 @@
           <w:szCs w:val="26"/>
           <w:rtl w:val="0"/>
         </w:rPr>
-        <w:t xml:space="preserve">Step 1. Base Data 적재</w:t>
+        <w:t xml:space="preserve">4.1 자동화 개요 (Overview)</w:t>
       </w:r>
     </w:p>
     <w:p>
@@ -1433,722 +1494,32 @@
           <w:rFonts w:ascii="Arial Unicode MS" w:cs="Arial Unicode MS" w:eastAsia="Arial Unicode MS" w:hAnsi="Arial Unicode MS"/>
           <w:rtl w:val="0"/>
         </w:rPr>
-        <w:t xml:space="preserve">CSV 파일(</w:t>
-      </w:r>
-      <w:r>
-        <w:rPr>
-          <w:rFonts w:ascii="Roboto Mono" w:cs="Roboto Mono" w:eastAsia="Roboto Mono" w:hAnsi="Roboto Mono"/>
-          <w:color w:val="188038"/>
-          <w:rtl w:val="0"/>
-        </w:rPr>
-        <w:t xml:space="preserve">input_data/data/base_data/*.csv</w:t>
-      </w:r>
-      <w:r>
-        <w:rPr>
-          <w:rFonts w:ascii="Arial Unicode MS" w:cs="Arial Unicode MS" w:eastAsia="Arial Unicode MS" w:hAnsi="Arial Unicode MS"/>
-          <w:rtl w:val="0"/>
-        </w:rPr>
-        <w:t xml:space="preserve">)을 읽어 DB에 적재합니다.</w:t>
-      </w:r>
-    </w:p>
-    <w:p>
-      <w:pPr>
-        <w:rPr/>
-      </w:pPr>
-      <w:r>
-        <w:rPr>
-          <w:rtl w:val="0"/>
-        </w:rPr>
-        <w:t xml:space="preserve">Bash</w:t>
-      </w:r>
-    </w:p>
-    <w:p>
-      <w:pPr>
-        <w:rPr>
-          <w:rFonts w:ascii="Roboto Mono" w:cs="Roboto Mono" w:eastAsia="Roboto Mono" w:hAnsi="Roboto Mono"/>
-          <w:color w:val="188038"/>
-        </w:rPr>
-      </w:pPr>
-      <w:r>
-        <w:rPr>
-          <w:color w:val="188038"/>
-          <w:rtl w:val="0"/>
-        </w:rPr>
-        <w:t xml:space="preserve"></w:t>
-      </w:r>
-      <w:r>
-        <w:rPr>
-          <w:rFonts w:ascii="Arial Unicode MS" w:cs="Arial Unicode MS" w:eastAsia="Arial Unicode MS" w:hAnsi="Arial Unicode MS"/>
-          <w:color w:val="188038"/>
-          <w:rtl w:val="0"/>
-        </w:rPr>
-        <w:t xml:space="preserve"># 로컬 실행</w:t>
-      </w:r>
-    </w:p>
-    <w:p>
-      <w:pPr>
-        <w:rPr>
-          <w:rFonts w:ascii="Roboto Mono" w:cs="Roboto Mono" w:eastAsia="Roboto Mono" w:hAnsi="Roboto Mono"/>
-          <w:color w:val="188038"/>
-        </w:rPr>
-      </w:pPr>
-      <w:r>
-        <w:rPr>
-          <w:rFonts w:ascii="Roboto Mono" w:cs="Roboto Mono" w:eastAsia="Roboto Mono" w:hAnsi="Roboto Mono"/>
-          <w:color w:val="188038"/>
-          <w:rtl w:val="0"/>
-        </w:rPr>
-        <w:t xml:space="preserve">python manage.py init_base_data</w:t>
-      </w:r>
-    </w:p>
-    <w:p>
-      <w:pPr>
-        <w:rPr>
-          <w:rFonts w:ascii="Roboto Mono" w:cs="Roboto Mono" w:eastAsia="Roboto Mono" w:hAnsi="Roboto Mono"/>
-          <w:color w:val="188038"/>
-        </w:rPr>
-      </w:pPr>
-      <w:r>
-        <w:rPr>
-          <w:rtl w:val="0"/>
-        </w:rPr>
-      </w:r>
-    </w:p>
-    <w:p>
-      <w:pPr>
-        <w:rPr>
-          <w:rFonts w:ascii="Roboto Mono" w:cs="Roboto Mono" w:eastAsia="Roboto Mono" w:hAnsi="Roboto Mono"/>
-          <w:color w:val="188038"/>
-        </w:rPr>
-      </w:pPr>
-      <w:r>
-        <w:rPr>
-          <w:rFonts w:ascii="Arial Unicode MS" w:cs="Arial Unicode MS" w:eastAsia="Arial Unicode MS" w:hAnsi="Arial Unicode MS"/>
-          <w:color w:val="188038"/>
-          <w:rtl w:val="0"/>
-        </w:rPr>
-        <w:t xml:space="preserve"># Docker 실행</w:t>
-      </w:r>
-    </w:p>
-    <w:p>
-      <w:pPr>
-        <w:rPr>
-          <w:rFonts w:ascii="Roboto Mono" w:cs="Roboto Mono" w:eastAsia="Roboto Mono" w:hAnsi="Roboto Mono"/>
-          <w:color w:val="188038"/>
-        </w:rPr>
-      </w:pPr>
-      <w:r>
-        <w:rPr>
-          <w:rFonts w:ascii="Roboto Mono" w:cs="Roboto Mono" w:eastAsia="Roboto Mono" w:hAnsi="Roboto Mono"/>
-          <w:color w:val="188038"/>
-          <w:rtl w:val="0"/>
-        </w:rPr>
-        <w:t xml:space="preserve">docker-compose exec web python manage.py init_base_data</w:t>
-      </w:r>
-    </w:p>
-    <w:p>
-      <w:pPr>
-        <w:numPr>
-          <w:ilvl w:val="0"/>
-          <w:numId w:val="4"/>
-        </w:numPr>
-        <w:spacing w:after="240" w:before="240" w:lineRule="auto"/>
-        <w:ind w:left="720" w:hanging="360"/>
-      </w:pPr>
-      <w:r>
-        <w:rPr>
-          <w:color w:val="188038"/>
-          <w:rtl w:val="0"/>
-        </w:rPr>
-        <w:t xml:space="preserve"></w:t>
-      </w:r>
-      <w:r>
-        <w:rPr>
-          <w:rtl w:val="0"/>
-        </w:rPr>
-        <w:br w:type="textWrapping"/>
-      </w:r>
-      <w:r>
-        <w:rPr>
-          <w:rFonts w:ascii="Arial Unicode MS" w:cs="Arial Unicode MS" w:eastAsia="Arial Unicode MS" w:hAnsi="Arial Unicode MS"/>
+        <w:t xml:space="preserve">Django의 </w:t>
+      </w:r>
+      <w:r>
+        <w:rPr>
+          <w:rFonts w:ascii="Roboto Mono" w:cs="Roboto Mono" w:eastAsia="Roboto Mono" w:hAnsi="Roboto Mono"/>
           <w:b w:val="1"/>
           <w:bCs w:val="1"/>
-          <w:rtl w:val="0"/>
-        </w:rPr>
-        <w:t xml:space="preserve">주의:</w:t>
-      </w:r>
-      <w:r>
-        <w:rPr>
-          <w:rtl w:val="0"/>
-        </w:rPr>
-        <w:t xml:space="preserve"> </w:t>
-      </w:r>
-      <w:r>
-        <w:rPr>
-          <w:rFonts w:ascii="Roboto Mono" w:cs="Roboto Mono" w:eastAsia="Roboto Mono" w:hAnsi="Roboto Mono"/>
-          <w:color w:val="188038"/>
-          <w:rtl w:val="0"/>
-        </w:rPr>
-        <w:t xml:space="preserve">base_vessel_info.csv</w:t>
-      </w:r>
-      <w:r>
-        <w:rPr>
-          <w:rFonts w:ascii="Arial Unicode MS" w:cs="Arial Unicode MS" w:eastAsia="Arial Unicode MS" w:hAnsi="Arial Unicode MS"/>
-          <w:rtl w:val="0"/>
-        </w:rPr>
-        <w:t xml:space="preserve"> 등 필수 파일이 해당 경로에 존재해야 합니다.</w:t>
-      </w:r>
-    </w:p>
-    <w:p>
-      <w:pPr>
-        <w:pStyle w:val="Heading3"/>
-        <w:spacing w:after="80" w:before="280" w:lineRule="auto"/>
-        <w:rPr>
-          <w:sz w:val="26"/>
-          <w:szCs w:val="26"/>
-        </w:rPr>
-      </w:pPr>
-      <w:bookmarkStart w:colFirst="0" w:colLast="0" w:name="_e5ji7on12e22" w:id="13"/>
-      <w:bookmarkEnd w:id="13"/>
-      <w:r>
-        <w:rPr>
-          <w:rFonts w:ascii="Arial Unicode MS" w:cs="Arial Unicode MS" w:eastAsia="Arial Unicode MS" w:hAnsi="Arial Unicode MS"/>
-          <w:sz w:val="26"/>
-          <w:szCs w:val="26"/>
-          <w:rtl w:val="0"/>
-        </w:rPr>
-        <w:t xml:space="preserve">Step 2. Default Scenario 생성</w:t>
-      </w:r>
-    </w:p>
-    <w:p>
-      <w:pPr>
-        <w:spacing w:after="240" w:before="240" w:lineRule="auto"/>
-        <w:rPr/>
-      </w:pPr>
-      <w:r>
-        <w:rPr>
-          <w:rFonts w:ascii="Arial Unicode MS" w:cs="Arial Unicode MS" w:eastAsia="Arial Unicode MS" w:hAnsi="Arial Unicode MS"/>
-          <w:rtl w:val="0"/>
-        </w:rPr>
-        <w:t xml:space="preserve">적재된 Base Data를 복제하여 시뮬레이션용 첫 번째 시나리오(</w:t>
-      </w:r>
-      <w:r>
-        <w:rPr>
-          <w:rFonts w:ascii="Roboto Mono" w:cs="Roboto Mono" w:eastAsia="Roboto Mono" w:hAnsi="Roboto Mono"/>
-          <w:color w:val="188038"/>
-          <w:rtl w:val="0"/>
-        </w:rPr>
-        <w:t xml:space="preserve">202601_BASE</w:t>
-      </w:r>
-      <w:r>
-        <w:rPr>
-          <w:rFonts w:ascii="Arial Unicode MS" w:cs="Arial Unicode MS" w:eastAsia="Arial Unicode MS" w:hAnsi="Arial Unicode MS"/>
-          <w:rtl w:val="0"/>
-        </w:rPr>
-        <w:t xml:space="preserve">)를 생성합니다.</w:t>
-      </w:r>
-    </w:p>
-    <w:p>
-      <w:pPr>
-        <w:spacing w:after="240" w:before="240" w:lineRule="auto"/>
-        <w:rPr/>
-      </w:pPr>
-      <w:r>
-        <w:rPr>
-          <w:rFonts w:ascii="Arial Unicode MS" w:cs="Arial Unicode MS" w:eastAsia="Arial Unicode MS" w:hAnsi="Arial Unicode MS"/>
-          <w:rtl w:val="0"/>
-        </w:rPr>
-        <w:t xml:space="preserve">사용자 존재하지 않는 경우 슈퍼 유저 생성</w:t>
-      </w:r>
-    </w:p>
-    <w:p>
-      <w:pPr>
-        <w:numPr>
-          <w:ilvl w:val="0"/>
-          <w:numId w:val="8"/>
-        </w:numPr>
-        <w:spacing w:after="240" w:before="240" w:lineRule="auto"/>
-        <w:ind w:left="1440" w:hanging="360"/>
-        <w:rPr>
-          <w:u w:val="none"/>
-        </w:rPr>
-      </w:pPr>
-      <w:r>
-        <w:rPr>
-          <w:rtl w:val="0"/>
-        </w:rPr>
-        <w:t xml:space="preserve">cascading / qwer123$, email:yukaris@cyberlogitec.com</w:t>
-      </w:r>
-    </w:p>
-    <w:p>
-      <w:pPr>
-        <w:rPr/>
-      </w:pPr>
-      <w:r>
-        <w:rPr>
-          <w:rtl w:val="0"/>
-        </w:rPr>
-        <w:t xml:space="preserve">Bash</w:t>
-      </w:r>
-    </w:p>
-    <w:p>
-      <w:pPr>
-        <w:rPr>
-          <w:rFonts w:ascii="Roboto Mono" w:cs="Roboto Mono" w:eastAsia="Roboto Mono" w:hAnsi="Roboto Mono"/>
-          <w:color w:val="188038"/>
-        </w:rPr>
-      </w:pPr>
-      <w:r>
-        <w:rPr>
-          <w:color w:val="188038"/>
-          <w:rtl w:val="0"/>
-        </w:rPr>
-        <w:t xml:space="preserve"></w:t>
-      </w:r>
-      <w:r>
-        <w:rPr>
-          <w:rFonts w:ascii="Roboto Mono" w:cs="Roboto Mono" w:eastAsia="Roboto Mono" w:hAnsi="Roboto Mono"/>
-          <w:color w:val="188038"/>
-          <w:rtl w:val="0"/>
-        </w:rPr>
-        <w:t xml:space="preserve">python manage.py create_default_scenario --scenario_id "202601_BASE"</w:t>
-      </w:r>
-    </w:p>
-    <w:p>
-      <w:pPr>
-        <w:pStyle w:val="Heading3"/>
-        <w:spacing w:after="80" w:before="280" w:lineRule="auto"/>
-        <w:rPr>
-          <w:sz w:val="26"/>
-          <w:szCs w:val="26"/>
-        </w:rPr>
-      </w:pPr>
-      <w:bookmarkStart w:colFirst="0" w:colLast="0" w:name="_7gqbhpy31fgi" w:id="14"/>
-      <w:bookmarkEnd w:id="14"/>
-      <w:r>
-        <w:rPr>
-          <w:b w:val="0"/>
-          <w:bCs w:val="0"/>
-          <w:color w:val="188038"/>
-          <w:sz w:val="22"/>
-          <w:szCs w:val="22"/>
-          <w:rtl w:val="0"/>
-        </w:rPr>
-        <w:t xml:space="preserve"></w:t>
-      </w:r>
-      <w:r>
-        <w:rPr>
-          <w:rFonts w:ascii="Arial Unicode MS" w:cs="Arial Unicode MS" w:eastAsia="Arial Unicode MS" w:hAnsi="Arial Unicode MS"/>
-          <w:sz w:val="26"/>
-          <w:szCs w:val="26"/>
-          <w:rtl w:val="0"/>
-        </w:rPr>
-        <w:t xml:space="preserve">Step 3. DB 코멘트 현행화</w:t>
-      </w:r>
-    </w:p>
-    <w:p>
-      <w:pPr>
-        <w:spacing w:after="240" w:before="240" w:lineRule="auto"/>
-        <w:rPr/>
-      </w:pPr>
-      <w:r>
-        <w:rPr>
-          <w:rFonts w:ascii="Arial Unicode MS" w:cs="Arial Unicode MS" w:eastAsia="Arial Unicode MS" w:hAnsi="Arial Unicode MS"/>
-          <w:rtl w:val="0"/>
-        </w:rPr>
-        <w:t xml:space="preserve">모델의 </w:t>
-      </w:r>
-      <w:r>
-        <w:rPr>
-          <w:rFonts w:ascii="Roboto Mono" w:cs="Roboto Mono" w:eastAsia="Roboto Mono" w:hAnsi="Roboto Mono"/>
-          <w:color w:val="188038"/>
-          <w:rtl w:val="0"/>
-        </w:rPr>
-        <w:t xml:space="preserve">verbose_name</w:t>
-      </w:r>
-      <w:r>
-        <w:rPr>
-          <w:rFonts w:ascii="Arial Unicode MS" w:cs="Arial Unicode MS" w:eastAsia="Arial Unicode MS" w:hAnsi="Arial Unicode MS"/>
-          <w:rtl w:val="0"/>
-        </w:rPr>
-        <w:t xml:space="preserve">을 DB 테이블 설명(Comment)으로 반영합니다. (PostgreSQL 전용)</w:t>
-      </w:r>
-    </w:p>
-    <w:p>
-      <w:pPr>
-        <w:rPr/>
-      </w:pPr>
-      <w:r>
-        <w:rPr>
-          <w:rtl w:val="0"/>
-        </w:rPr>
-        <w:t xml:space="preserve">Bash</w:t>
-      </w:r>
-    </w:p>
-    <w:p>
-      <w:pPr>
-        <w:rPr>
-          <w:rFonts w:ascii="Roboto Mono" w:cs="Roboto Mono" w:eastAsia="Roboto Mono" w:hAnsi="Roboto Mono"/>
-          <w:color w:val="188038"/>
-        </w:rPr>
-      </w:pPr>
-      <w:r>
-        <w:rPr>
-          <w:color w:val="188038"/>
-          <w:rtl w:val="0"/>
-        </w:rPr>
-        <w:t xml:space="preserve"></w:t>
-      </w:r>
-      <w:r>
-        <w:rPr>
-          <w:rFonts w:ascii="Roboto Mono" w:cs="Roboto Mono" w:eastAsia="Roboto Mono" w:hAnsi="Roboto Mono"/>
-          <w:color w:val="188038"/>
-          <w:rtl w:val="0"/>
-        </w:rPr>
-        <w:t xml:space="preserve">python manage.py update_db_comments</w:t>
-      </w:r>
-    </w:p>
-    <w:p>
-      <w:pPr>
-        <w:rPr/>
-      </w:pPr>
-      <w:r>
-        <w:rPr>
-          <w:color w:val="188038"/>
-          <w:rtl w:val="0"/>
-        </w:rPr>
-        <w:t xml:space="preserve"></w:t>
-      </w:r>
-      <w:r>
-        <w:pict>
-          <v:rect style="width:0.0pt;height:1.5pt" o:hr="t" o:hrstd="t" o:hralign="center" fillcolor="#A0A0A0" stroked="f"/>
-        </w:pict>
-      </w:r>
-      <w:r>
-        <w:rPr>
-          <w:rtl w:val="0"/>
-        </w:rPr>
-      </w:r>
-    </w:p>
-    <w:p>
-      <w:pPr>
-        <w:pStyle w:val="Heading2"/>
-        <w:spacing w:after="80" w:before="360" w:lineRule="auto"/>
-        <w:rPr>
-          <w:sz w:val="34"/>
-          <w:szCs w:val="34"/>
-        </w:rPr>
-      </w:pPr>
-      <w:bookmarkStart w:colFirst="0" w:colLast="0" w:name="_uw56ckldmlr3" w:id="15"/>
-      <w:bookmarkEnd w:id="15"/>
-      <w:r>
-        <w:rPr>
-          <w:rFonts w:ascii="Arial Unicode MS" w:cs="Arial Unicode MS" w:eastAsia="Arial Unicode MS" w:hAnsi="Arial Unicode MS"/>
-          <w:sz w:val="34"/>
-          <w:szCs w:val="34"/>
-          <w:rtl w:val="0"/>
-        </w:rPr>
-        <w:t xml:space="preserve">5. 테스트 및 품질 관리 (Testing &amp; QA)</w:t>
-      </w:r>
-    </w:p>
-    <w:p>
-      <w:pPr>
-        <w:spacing w:after="240" w:before="240" w:lineRule="auto"/>
-        <w:rPr/>
-      </w:pPr>
-      <w:r>
-        <w:rPr>
-          <w:rFonts w:ascii="Arial Unicode MS" w:cs="Arial Unicode MS" w:eastAsia="Arial Unicode MS" w:hAnsi="Arial Unicode MS"/>
-          <w:rtl w:val="0"/>
-        </w:rPr>
-        <w:t xml:space="preserve">본 프로젝트는 </w:t>
-      </w:r>
-      <w:r>
-        <w:rPr>
-          <w:rFonts w:ascii="Roboto Mono" w:cs="Roboto Mono" w:eastAsia="Roboto Mono" w:hAnsi="Roboto Mono"/>
-          <w:color w:val="188038"/>
-          <w:rtl w:val="0"/>
-        </w:rPr>
-        <w:t xml:space="preserve">pytest</w:t>
-      </w:r>
-      <w:r>
-        <w:rPr>
-          <w:rFonts w:ascii="Arial Unicode MS" w:cs="Arial Unicode MS" w:eastAsia="Arial Unicode MS" w:hAnsi="Arial Unicode MS"/>
-          <w:rtl w:val="0"/>
-        </w:rPr>
-        <w:t xml:space="preserve">를 사용하여 테스트를 수행하며, </w:t>
-      </w:r>
-      <w:r>
-        <w:rPr>
-          <w:rFonts w:ascii="Roboto Mono" w:cs="Roboto Mono" w:eastAsia="Roboto Mono" w:hAnsi="Roboto Mono"/>
-          <w:color w:val="188038"/>
-          <w:rtl w:val="0"/>
-        </w:rPr>
-        <w:t xml:space="preserve">ruff</w:t>
-      </w:r>
-      <w:r>
-        <w:rPr>
-          <w:rFonts w:ascii="Arial Unicode MS" w:cs="Arial Unicode MS" w:eastAsia="Arial Unicode MS" w:hAnsi="Arial Unicode MS"/>
-          <w:rtl w:val="0"/>
-        </w:rPr>
-        <w:t xml:space="preserve">와 </w:t>
-      </w:r>
-      <w:r>
-        <w:rPr>
-          <w:rFonts w:ascii="Roboto Mono" w:cs="Roboto Mono" w:eastAsia="Roboto Mono" w:hAnsi="Roboto Mono"/>
-          <w:color w:val="188038"/>
-          <w:rtl w:val="0"/>
-        </w:rPr>
-        <w:t xml:space="preserve">black</w:t>
-      </w:r>
-      <w:r>
-        <w:rPr>
-          <w:rFonts w:ascii="Arial Unicode MS" w:cs="Arial Unicode MS" w:eastAsia="Arial Unicode MS" w:hAnsi="Arial Unicode MS"/>
-          <w:rtl w:val="0"/>
-        </w:rPr>
-        <w:t xml:space="preserve">으로 코드 스타일을 관리합니다.</w:t>
-      </w:r>
-    </w:p>
-    <w:p>
-      <w:pPr>
-        <w:pStyle w:val="Heading3"/>
-        <w:spacing w:after="80" w:before="280" w:lineRule="auto"/>
-        <w:rPr>
-          <w:sz w:val="26"/>
-          <w:szCs w:val="26"/>
-        </w:rPr>
-      </w:pPr>
-      <w:bookmarkStart w:colFirst="0" w:colLast="0" w:name="_5pynl1pkxgxx" w:id="16"/>
-      <w:bookmarkEnd w:id="16"/>
-      <w:r>
-        <w:rPr>
-          <w:rFonts w:ascii="Arial Unicode MS" w:cs="Arial Unicode MS" w:eastAsia="Arial Unicode MS" w:hAnsi="Arial Unicode MS"/>
-          <w:sz w:val="26"/>
-          <w:szCs w:val="26"/>
-          <w:rtl w:val="0"/>
-        </w:rPr>
-        <w:t xml:space="preserve">5.1 테스트 실행</w:t>
-      </w:r>
-    </w:p>
-    <w:p>
-      <w:pPr>
-        <w:rPr/>
-      </w:pPr>
-      <w:r>
-        <w:rPr>
-          <w:rtl w:val="0"/>
-        </w:rPr>
-        <w:t xml:space="preserve">Bash</w:t>
-      </w:r>
-    </w:p>
-    <w:p>
-      <w:pPr>
-        <w:rPr>
-          <w:rFonts w:ascii="Roboto Mono" w:cs="Roboto Mono" w:eastAsia="Roboto Mono" w:hAnsi="Roboto Mono"/>
-          <w:color w:val="188038"/>
-        </w:rPr>
-      </w:pPr>
-      <w:r>
-        <w:rPr>
-          <w:color w:val="188038"/>
-          <w:rtl w:val="0"/>
-        </w:rPr>
-        <w:t xml:space="preserve"></w:t>
-      </w:r>
-      <w:r>
-        <w:rPr>
-          <w:rFonts w:ascii="Arial Unicode MS" w:cs="Arial Unicode MS" w:eastAsia="Arial Unicode MS" w:hAnsi="Arial Unicode MS"/>
-          <w:color w:val="188038"/>
-          <w:rtl w:val="0"/>
-        </w:rPr>
-        <w:t xml:space="preserve"># 전체 테스트 실행</w:t>
-      </w:r>
-    </w:p>
-    <w:p>
-      <w:pPr>
-        <w:rPr>
-          <w:rFonts w:ascii="Roboto Mono" w:cs="Roboto Mono" w:eastAsia="Roboto Mono" w:hAnsi="Roboto Mono"/>
-          <w:color w:val="188038"/>
-        </w:rPr>
-      </w:pPr>
-      <w:r>
-        <w:rPr>
-          <w:rFonts w:ascii="Roboto Mono" w:cs="Roboto Mono" w:eastAsia="Roboto Mono" w:hAnsi="Roboto Mono"/>
-          <w:color w:val="188038"/>
-          <w:rtl w:val="0"/>
-        </w:rPr>
-        <w:t xml:space="preserve">pytest</w:t>
-      </w:r>
-    </w:p>
-    <w:p>
-      <w:pPr>
-        <w:rPr>
-          <w:rFonts w:ascii="Roboto Mono" w:cs="Roboto Mono" w:eastAsia="Roboto Mono" w:hAnsi="Roboto Mono"/>
-          <w:color w:val="188038"/>
-        </w:rPr>
-      </w:pPr>
-      <w:r>
-        <w:rPr>
-          <w:rtl w:val="0"/>
-        </w:rPr>
-      </w:r>
-    </w:p>
-    <w:p>
-      <w:pPr>
-        <w:rPr>
-          <w:rFonts w:ascii="Roboto Mono" w:cs="Roboto Mono" w:eastAsia="Roboto Mono" w:hAnsi="Roboto Mono"/>
-          <w:color w:val="188038"/>
-        </w:rPr>
-      </w:pPr>
-      <w:r>
-        <w:rPr>
-          <w:rFonts w:ascii="Arial Unicode MS" w:cs="Arial Unicode MS" w:eastAsia="Arial Unicode MS" w:hAnsi="Arial Unicode MS"/>
-          <w:color w:val="188038"/>
-          <w:rtl w:val="0"/>
-        </w:rPr>
-        <w:t xml:space="preserve"># 특정 파일만 테스트</w:t>
-      </w:r>
-    </w:p>
-    <w:p>
-      <w:pPr>
-        <w:rPr>
-          <w:rFonts w:ascii="Roboto Mono" w:cs="Roboto Mono" w:eastAsia="Roboto Mono" w:hAnsi="Roboto Mono"/>
-          <w:color w:val="188038"/>
-        </w:rPr>
-      </w:pPr>
-      <w:r>
-        <w:rPr>
-          <w:rFonts w:ascii="Roboto Mono" w:cs="Roboto Mono" w:eastAsia="Roboto Mono" w:hAnsi="Roboto Mono"/>
-          <w:color w:val="188038"/>
-          <w:rtl w:val="0"/>
-        </w:rPr>
-        <w:t xml:space="preserve">pytest input_data/tests/management/test_init_base_data.py</w:t>
-      </w:r>
-    </w:p>
-    <w:p>
-      <w:pPr>
-        <w:rPr>
-          <w:rFonts w:ascii="Roboto Mono" w:cs="Roboto Mono" w:eastAsia="Roboto Mono" w:hAnsi="Roboto Mono"/>
-          <w:color w:val="188038"/>
-        </w:rPr>
-      </w:pPr>
-      <w:r>
-        <w:rPr>
-          <w:rtl w:val="0"/>
-        </w:rPr>
-      </w:r>
-    </w:p>
-    <w:p>
-      <w:pPr>
-        <w:rPr>
-          <w:rFonts w:ascii="Roboto Mono" w:cs="Roboto Mono" w:eastAsia="Roboto Mono" w:hAnsi="Roboto Mono"/>
-          <w:color w:val="188038"/>
-        </w:rPr>
-      </w:pPr>
-      <w:r>
-        <w:rPr>
-          <w:rFonts w:ascii="Arial Unicode MS" w:cs="Arial Unicode MS" w:eastAsia="Arial Unicode MS" w:hAnsi="Arial Unicode MS"/>
-          <w:color w:val="188038"/>
-          <w:rtl w:val="0"/>
-        </w:rPr>
-        <w:t xml:space="preserve"># 커버리지 리포트 생성 (옵션)</w:t>
-      </w:r>
-    </w:p>
-    <w:p>
-      <w:pPr>
-        <w:rPr>
-          <w:rFonts w:ascii="Roboto Mono" w:cs="Roboto Mono" w:eastAsia="Roboto Mono" w:hAnsi="Roboto Mono"/>
-          <w:color w:val="188038"/>
-        </w:rPr>
-      </w:pPr>
-      <w:r>
-        <w:rPr>
-          <w:rFonts w:ascii="Roboto Mono" w:cs="Roboto Mono" w:eastAsia="Roboto Mono" w:hAnsi="Roboto Mono"/>
-          <w:color w:val="188038"/>
-          <w:rtl w:val="0"/>
-        </w:rPr>
-        <w:t xml:space="preserve">pytest --cov=input_data --cov-report=html</w:t>
-      </w:r>
-    </w:p>
-    <w:p>
-      <w:pPr>
-        <w:pStyle w:val="Heading3"/>
-        <w:spacing w:after="80" w:before="280" w:lineRule="auto"/>
-        <w:rPr>
-          <w:sz w:val="26"/>
-          <w:szCs w:val="26"/>
-        </w:rPr>
-      </w:pPr>
-      <w:bookmarkStart w:colFirst="0" w:colLast="0" w:name="_rfk5hw6tuh9h" w:id="17"/>
-      <w:bookmarkEnd w:id="17"/>
-      <w:r>
-        <w:rPr>
-          <w:b w:val="0"/>
-          <w:bCs w:val="0"/>
-          <w:color w:val="188038"/>
-          <w:sz w:val="22"/>
-          <w:szCs w:val="22"/>
-          <w:rtl w:val="0"/>
-        </w:rPr>
-        <w:t xml:space="preserve"></w:t>
-      </w:r>
-      <w:r>
-        <w:rPr>
-          <w:rFonts w:ascii="Arial Unicode MS" w:cs="Arial Unicode MS" w:eastAsia="Arial Unicode MS" w:hAnsi="Arial Unicode MS"/>
-          <w:sz w:val="26"/>
-          <w:szCs w:val="26"/>
-          <w:rtl w:val="0"/>
-        </w:rPr>
-        <w:t xml:space="preserve">5.2 코드 품질 자동화 (Code Quality Automation)</w:t>
-      </w:r>
-    </w:p>
-    <w:p>
-      <w:pPr>
-        <w:spacing w:after="240" w:before="240" w:lineRule="auto"/>
-        <w:rPr/>
-      </w:pPr>
-      <w:r>
-        <w:rPr>
-          <w:rFonts w:ascii="Arial Unicode MS" w:cs="Arial Unicode MS" w:eastAsia="Arial Unicode MS" w:hAnsi="Arial Unicode MS"/>
-          <w:rtl w:val="0"/>
-        </w:rPr>
-        <w:t xml:space="preserve">본 프로젝트는 </w:t>
-      </w:r>
-      <w:r>
-        <w:rPr>
-          <w:rFonts w:ascii="Roboto Mono" w:cs="Roboto Mono" w:eastAsia="Roboto Mono" w:hAnsi="Roboto Mono"/>
-          <w:color w:val="188038"/>
-          <w:rtl w:val="0"/>
-        </w:rPr>
-        <w:t xml:space="preserve">pre-commit</w:t>
-      </w:r>
-      <w:r>
-        <w:rPr>
-          <w:rFonts w:ascii="Arial Unicode MS" w:cs="Arial Unicode MS" w:eastAsia="Arial Unicode MS" w:hAnsi="Arial Unicode MS"/>
-          <w:rtl w:val="0"/>
-        </w:rPr>
-        <w:t xml:space="preserve"> 도구를 사용하여 커밋 단계에서 코드 스타일과 오류를 자동으로 잡아냅니다.</w:t>
-      </w:r>
-    </w:p>
-    <w:p>
-      <w:pPr>
-        <w:pStyle w:val="Heading4"/>
-        <w:spacing w:after="40" w:before="240" w:lineRule="auto"/>
-        <w:rPr>
-          <w:sz w:val="22"/>
-          <w:szCs w:val="22"/>
-        </w:rPr>
-      </w:pPr>
-      <w:bookmarkStart w:colFirst="0" w:colLast="0" w:name="_oidz9enq6f33" w:id="18"/>
-      <w:bookmarkEnd w:id="18"/>
-      <w:r>
-        <w:rPr>
-          <w:rFonts w:ascii="Arial Unicode MS" w:cs="Arial Unicode MS" w:eastAsia="Arial Unicode MS" w:hAnsi="Arial Unicode MS"/>
-          <w:sz w:val="22"/>
-          <w:szCs w:val="22"/>
-          <w:rtl w:val="0"/>
-        </w:rPr>
-        <w:t xml:space="preserve">1. 자동 동작 원리</w:t>
+          <w:color w:val="188038"/>
+          <w:rtl w:val="0"/>
+        </w:rPr>
+        <w:t xml:space="preserve">post_migrate</w:t>
+      </w:r>
+      <w:r>
+        <w:rPr>
+          <w:b w:val="1"/>
+          <w:bCs w:val="1"/>
+          <w:rtl w:val="0"/>
+        </w:rPr>
+        <w:t xml:space="preserve"> Signal</w:t>
+      </w:r>
+      <w:r>
+        <w:rPr>
+          <w:rFonts w:ascii="Arial Unicode MS" w:cs="Arial Unicode MS" w:eastAsia="Arial Unicode MS" w:hAnsi="Arial Unicode MS"/>
+          <w:rtl w:val="0"/>
+        </w:rPr>
+        <w:t xml:space="preserve">을 활용하여 마이그레이션이 완료된 직후(After Migration), 애플리케이션 구동에 필요한 필수 데이터를 자동으로 구성합니다.</w:t>
       </w:r>
     </w:p>
     <w:p>
@@ -2162,40 +1533,32 @@
       </w:pPr>
       <w:r>
         <w:rPr>
-          <w:rFonts w:ascii="Arial Unicode MS" w:cs="Arial Unicode MS" w:eastAsia="Arial Unicode MS" w:hAnsi="Arial Unicode MS"/>
-          <w:rtl w:val="0"/>
-        </w:rPr>
-        <w:t xml:space="preserve">개발자가 </w:t>
-      </w:r>
-      <w:r>
-        <w:rPr>
-          <w:rFonts w:ascii="Roboto Mono" w:cs="Roboto Mono" w:eastAsia="Roboto Mono" w:hAnsi="Roboto Mono"/>
-          <w:color w:val="188038"/>
-          <w:rtl w:val="0"/>
-        </w:rPr>
-        <w:t xml:space="preserve">git commit</w:t>
-      </w:r>
-      <w:r>
-        <w:rPr>
-          <w:rFonts w:ascii="Arial Unicode MS" w:cs="Arial Unicode MS" w:eastAsia="Arial Unicode MS" w:hAnsi="Arial Unicode MS"/>
-          <w:rtl w:val="0"/>
-        </w:rPr>
-        <w:t xml:space="preserve"> 명령을 실행하면, </w:t>
-      </w:r>
-      <w:r>
-        <w:rPr>
-          <w:rFonts w:ascii="Roboto Mono" w:cs="Roboto Mono" w:eastAsia="Roboto Mono" w:hAnsi="Roboto Mono"/>
-          <w:color w:val="188038"/>
-          <w:rtl w:val="0"/>
-        </w:rPr>
-        <w:t xml:space="preserve">.pre-commit-config.yaml</w:t>
-      </w:r>
-      <w:r>
-        <w:rPr>
-          <w:rFonts w:ascii="Arial Unicode MS" w:cs="Arial Unicode MS" w:eastAsia="Arial Unicode MS" w:hAnsi="Arial Unicode MS"/>
-          <w:rtl w:val="0"/>
-        </w:rPr>
-        <w:t xml:space="preserve">에 정의된 룰에 따라 **Black(포맷팅)**과 **Ruff(린팅)**가 자동으로 실행됩니다.</w:t>
+          <w:b w:val="1"/>
+          <w:bCs w:val="1"/>
+          <w:rtl w:val="0"/>
+        </w:rPr>
+        <w:t xml:space="preserve">Trigger:</w:t>
+      </w:r>
+      <w:r>
+        <w:rPr>
+          <w:rtl w:val="0"/>
+        </w:rPr>
+        <w:t xml:space="preserve"> </w:t>
+      </w:r>
+      <w:r>
+        <w:rPr>
+          <w:rFonts w:ascii="Roboto Mono" w:cs="Roboto Mono" w:eastAsia="Roboto Mono" w:hAnsi="Roboto Mono"/>
+          <w:color w:val="188038"/>
+          <w:rtl w:val="0"/>
+        </w:rPr>
+        <w:t xml:space="preserve">python manage.py migrate</w:t>
+      </w:r>
+      <w:r>
+        <w:rPr>
+          <w:rFonts w:ascii="Arial Unicode MS" w:cs="Arial Unicode MS" w:eastAsia="Arial Unicode MS" w:hAnsi="Arial Unicode MS"/>
+          <w:rtl w:val="0"/>
+        </w:rPr>
+        <w:t xml:space="preserve"> 명령어 실행 시</w:t>
       </w:r>
     </w:p>
     <w:p>
@@ -2209,19 +1572,65 @@
       </w:pPr>
       <w:r>
         <w:rPr>
-          <w:rFonts w:ascii="Arial Unicode MS" w:cs="Arial Unicode MS" w:eastAsia="Arial Unicode MS" w:hAnsi="Arial Unicode MS"/>
           <w:b w:val="1"/>
           <w:bCs w:val="1"/>
           <w:rtl w:val="0"/>
         </w:rPr>
-        <w:t xml:space="preserve">검사 실패 시:</w:t>
-      </w:r>
-      <w:r>
-        <w:rPr>
-          <w:rFonts w:ascii="Arial Unicode MS" w:cs="Arial Unicode MS" w:eastAsia="Arial Unicode MS" w:hAnsi="Arial Unicode MS"/>
-          <w:rtl w:val="0"/>
-        </w:rPr>
-        <w:t xml:space="preserve"> 커밋이 중단됩니다.</w:t>
+        <w:t xml:space="preserve">Condition:</w:t>
+      </w:r>
+      <w:r>
+        <w:rPr>
+          <w:rFonts w:ascii="Arial Unicode MS" w:cs="Arial Unicode MS" w:eastAsia="Arial Unicode MS" w:hAnsi="Arial Unicode MS"/>
+          <w:rtl w:val="0"/>
+        </w:rPr>
+        <w:t xml:space="preserve"> 테스트 환경(</w:t>
+      </w:r>
+      <w:r>
+        <w:rPr>
+          <w:rFonts w:ascii="Roboto Mono" w:cs="Roboto Mono" w:eastAsia="Roboto Mono" w:hAnsi="Roboto Mono"/>
+          <w:color w:val="188038"/>
+          <w:rtl w:val="0"/>
+        </w:rPr>
+        <w:t xml:space="preserve">pytest</w:t>
+      </w:r>
+      <w:r>
+        <w:rPr>
+          <w:rtl w:val="0"/>
+        </w:rPr>
+        <w:t xml:space="preserve">, </w:t>
+      </w:r>
+      <w:r>
+        <w:rPr>
+          <w:rFonts w:ascii="Roboto Mono" w:cs="Roboto Mono" w:eastAsia="Roboto Mono" w:hAnsi="Roboto Mono"/>
+          <w:color w:val="188038"/>
+          <w:rtl w:val="0"/>
+        </w:rPr>
+        <w:t xml:space="preserve">test</w:t>
+      </w:r>
+      <w:r>
+        <w:rPr>
+          <w:rFonts w:ascii="Arial Unicode MS" w:cs="Arial Unicode MS" w:eastAsia="Arial Unicode MS" w:hAnsi="Arial Unicode MS"/>
+          <w:rtl w:val="0"/>
+        </w:rPr>
+        <w:t xml:space="preserve">)이 아닐 경우에만 실행 (Test Isolation)</w:t>
+      </w:r>
+    </w:p>
+    <w:p>
+      <w:pPr>
+        <w:numPr>
+          <w:ilvl w:val="0"/>
+          <w:numId w:val="10"/>
+        </w:numPr>
+        <w:spacing w:after="0" w:afterAutospacing="0" w:before="0" w:beforeAutospacing="0" w:lineRule="auto"/>
+        <w:ind w:left="720" w:hanging="360"/>
+      </w:pPr>
+      <w:r>
+        <w:rPr>
+          <w:b w:val="1"/>
+          <w:bCs w:val="1"/>
+          <w:rtl w:val="0"/>
+        </w:rPr>
+        <w:t xml:space="preserve">Components:</w:t>
       </w:r>
     </w:p>
     <w:p>
@@ -2239,29 +1648,64 @@
           <w:bCs w:val="1"/>
           <w:rtl w:val="0"/>
         </w:rPr>
-        <w:t xml:space="preserve">Black:</w:t>
-      </w:r>
-      <w:r>
-        <w:rPr>
-          <w:rFonts w:ascii="Arial Unicode MS" w:cs="Arial Unicode MS" w:eastAsia="Arial Unicode MS" w:hAnsi="Arial Unicode MS"/>
-          <w:rtl w:val="0"/>
-        </w:rPr>
-        <w:t xml:space="preserve"> 코드를 자동으로 수정해 줍니다. 수정된 파일을 다시 </w:t>
-      </w:r>
-      <w:r>
-        <w:rPr>
-          <w:rFonts w:ascii="Roboto Mono" w:cs="Roboto Mono" w:eastAsia="Roboto Mono" w:hAnsi="Roboto Mono"/>
-          <w:color w:val="188038"/>
-          <w:rtl w:val="0"/>
-        </w:rPr>
-        <w:t xml:space="preserve">git add</w:t>
-      </w:r>
-      <w:r>
-        <w:rPr>
-          <w:rFonts w:ascii="Arial Unicode MS" w:cs="Arial Unicode MS" w:eastAsia="Arial Unicode MS" w:hAnsi="Arial Unicode MS"/>
-          <w:rtl w:val="0"/>
-        </w:rPr>
-        <w:t xml:space="preserve"> 하고 커밋하면 됩니다.</w:t>
+        <w:t xml:space="preserve">Superuser Creation:</w:t>
+      </w:r>
+      <w:r>
+        <w:rPr>
+          <w:rFonts w:ascii="Arial Unicode MS" w:cs="Arial Unicode MS" w:eastAsia="Arial Unicode MS" w:hAnsi="Arial Unicode MS"/>
+          <w:rtl w:val="0"/>
+        </w:rPr>
+        <w:t xml:space="preserve"> 관리자 계정 자동 생성</w:t>
+      </w:r>
+    </w:p>
+    <w:p>
+      <w:pPr>
+        <w:numPr>
+          <w:ilvl w:val="1"/>
+          <w:numId w:val="10"/>
+        </w:numPr>
+        <w:spacing w:after="0" w:afterAutospacing="0" w:before="0" w:beforeAutospacing="0" w:lineRule="auto"/>
+        <w:ind w:left="1440" w:hanging="360"/>
+      </w:pPr>
+      <w:r>
+        <w:rPr>
+          <w:b w:val="1"/>
+          <w:bCs w:val="1"/>
+          <w:rtl w:val="0"/>
+        </w:rPr>
+        <w:t xml:space="preserve">DB Comments:</w:t>
+      </w:r>
+      <w:r>
+        <w:rPr>
+          <w:rFonts w:ascii="Arial Unicode MS" w:cs="Arial Unicode MS" w:eastAsia="Arial Unicode MS" w:hAnsi="Arial Unicode MS"/>
+          <w:rtl w:val="0"/>
+        </w:rPr>
+        <w:t xml:space="preserve"> 테이블 및 컬럼 코멘트 현행화 (PostgreSQL 전용)</w:t>
+      </w:r>
+    </w:p>
+    <w:p>
+      <w:pPr>
+        <w:numPr>
+          <w:ilvl w:val="1"/>
+          <w:numId w:val="10"/>
+        </w:numPr>
+        <w:spacing w:after="0" w:afterAutospacing="0" w:before="0" w:beforeAutospacing="0" w:lineRule="auto"/>
+        <w:ind w:left="1440" w:hanging="360"/>
+      </w:pPr>
+      <w:r>
+        <w:rPr>
+          <w:b w:val="1"/>
+          <w:bCs w:val="1"/>
+          <w:rtl w:val="0"/>
+        </w:rPr>
+        <w:t xml:space="preserve">Doc Generation:</w:t>
+      </w:r>
+      <w:r>
+        <w:rPr>
+          <w:rFonts w:ascii="Arial Unicode MS" w:cs="Arial Unicode MS" w:eastAsia="Arial Unicode MS" w:hAnsi="Arial Unicode MS"/>
+          <w:rtl w:val="0"/>
+        </w:rPr>
+        <w:t xml:space="preserve"> 테이블 정의서(CSV) 자동 생성 및 갱신</w:t>
       </w:r>
     </w:p>
     <w:p>
@@ -2279,14 +1723,71 @@
           <w:bCs w:val="1"/>
           <w:rtl w:val="0"/>
         </w:rPr>
-        <w:t xml:space="preserve">Ruff:</w:t>
-      </w:r>
-      <w:r>
-        <w:rPr>
-          <w:rFonts w:ascii="Arial Unicode MS" w:cs="Arial Unicode MS" w:eastAsia="Arial Unicode MS" w:hAnsi="Arial Unicode MS"/>
-          <w:rtl w:val="0"/>
-        </w:rPr>
-        <w:t xml:space="preserve"> 수정 가능한 오류는 고쳐주지만, 로직 오류는 직접 수정해야 합니다.</w:t>
+        <w:t xml:space="preserve">Base Data Load:</w:t>
+      </w:r>
+      <w:r>
+        <w:rPr>
+          <w:rFonts w:ascii="Arial Unicode MS" w:cs="Arial Unicode MS" w:eastAsia="Arial Unicode MS" w:hAnsi="Arial Unicode MS"/>
+          <w:rtl w:val="0"/>
+        </w:rPr>
+        <w:t xml:space="preserve"> 기준 정보(CSV) 자동 적재</w:t>
+      </w:r>
+    </w:p>
+    <w:p>
+      <w:pPr>
+        <w:pStyle w:val="Heading3"/>
+        <w:spacing w:after="80" w:before="280" w:lineRule="auto"/>
+        <w:rPr>
+          <w:sz w:val="26"/>
+          <w:szCs w:val="26"/>
+        </w:rPr>
+      </w:pPr>
+      <w:bookmarkStart w:colFirst="0" w:colLast="0" w:name="_hsk4niwkkvil" w:id="12"/>
+      <w:bookmarkEnd w:id="12"/>
+      <w:r>
+        <w:rPr>
+          <w:rFonts w:ascii="Arial Unicode MS" w:cs="Arial Unicode MS" w:eastAsia="Arial Unicode MS" w:hAnsi="Arial Unicode MS"/>
+          <w:sz w:val="26"/>
+          <w:szCs w:val="26"/>
+          <w:rtl w:val="0"/>
+        </w:rPr>
+        <w:t xml:space="preserve">4.2 자동화 상세 프로세스 (Auto-Setup Process)</w:t>
+      </w:r>
+    </w:p>
+    <w:p>
+      <w:pPr>
+        <w:spacing w:after="240" w:before="240" w:lineRule="auto"/>
+        <w:rPr/>
+      </w:pPr>
+      <w:r>
+        <w:rPr>
+          <w:rFonts w:ascii="Roboto Mono" w:cs="Roboto Mono" w:eastAsia="Roboto Mono" w:hAnsi="Roboto Mono"/>
+          <w:color w:val="188038"/>
+          <w:rtl w:val="0"/>
+        </w:rPr>
+        <w:t xml:space="preserve">input_data</w:t>
+      </w:r>
+      <w:r>
+        <w:rPr>
+          <w:rFonts w:ascii="Arial Unicode MS" w:cs="Arial Unicode MS" w:eastAsia="Arial Unicode MS" w:hAnsi="Arial Unicode MS"/>
+          <w:rtl w:val="0"/>
+        </w:rPr>
+        <w:t xml:space="preserve"> 앱의 </w:t>
+      </w:r>
+      <w:r>
+        <w:rPr>
+          <w:rFonts w:ascii="Roboto Mono" w:cs="Roboto Mono" w:eastAsia="Roboto Mono" w:hAnsi="Roboto Mono"/>
+          <w:color w:val="188038"/>
+          <w:rtl w:val="0"/>
+        </w:rPr>
+        <w:t xml:space="preserve">apps.py</w:t>
+      </w:r>
+      <w:r>
+        <w:rPr>
+          <w:rFonts w:ascii="Arial Unicode MS" w:cs="Arial Unicode MS" w:eastAsia="Arial Unicode MS" w:hAnsi="Arial Unicode MS"/>
+          <w:rtl w:val="0"/>
+        </w:rPr>
+        <w:t xml:space="preserve">에 정의된 로직에 따라 다음 순서로 실행됩니다.</w:t>
       </w:r>
     </w:p>
     <w:p>
@@ -2298,8 +1799,8 @@
           <w:szCs w:val="22"/>
         </w:rPr>
       </w:pPr>
-      <w:bookmarkStart w:colFirst="0" w:colLast="0" w:name="_tgw57fyzf3pe" w:id="19"/>
-      <w:bookmarkEnd w:id="19"/>
+      <w:bookmarkStart w:colFirst="0" w:colLast="0" w:name="_q5065p5mznaf" w:id="13"/>
+      <w:bookmarkEnd w:id="13"/>
       <w:r>
         <w:rPr>
           <w:rFonts w:ascii="Arial Unicode MS" w:cs="Arial Unicode MS" w:eastAsia="Arial Unicode MS" w:hAnsi="Arial Unicode MS"/>
@@ -2307,73 +1808,193 @@
           <w:szCs w:val="22"/>
           <w:rtl w:val="0"/>
         </w:rPr>
-        <w:t xml:space="preserve">2. 수동 실행 (전체 파일 검사)</w:t>
-      </w:r>
-    </w:p>
-    <w:p>
-      <w:pPr>
-        <w:spacing w:after="240" w:before="240" w:lineRule="auto"/>
-        <w:rPr/>
-      </w:pPr>
-      <w:r>
-        <w:rPr>
-          <w:rFonts w:ascii="Arial Unicode MS" w:cs="Arial Unicode MS" w:eastAsia="Arial Unicode MS" w:hAnsi="Arial Unicode MS"/>
-          <w:rtl w:val="0"/>
-        </w:rPr>
-        <w:t xml:space="preserve">변경된 파일뿐만 아니라 프로젝트 전체 파일에 대해 검사를 수행하고 싶을 때 사용합니다.</w:t>
-      </w:r>
-    </w:p>
-    <w:p>
-      <w:pPr>
-        <w:spacing w:after="80" w:before="280" w:lineRule="auto"/>
-        <w:rPr/>
-      </w:pPr>
-      <w:r>
-        <w:rPr>
-          <w:rtl w:val="0"/>
-        </w:rPr>
-        <w:t xml:space="preserve">Bash</w:t>
-      </w:r>
-    </w:p>
-    <w:p>
-      <w:pPr>
-        <w:spacing w:after="80" w:before="280" w:lineRule="auto"/>
-        <w:rPr>
-          <w:rFonts w:ascii="Roboto Mono" w:cs="Roboto Mono" w:eastAsia="Roboto Mono" w:hAnsi="Roboto Mono"/>
-          <w:color w:val="188038"/>
-        </w:rPr>
-      </w:pPr>
-      <w:r>
-        <w:rPr>
-          <w:color w:val="188038"/>
-          <w:rtl w:val="0"/>
-        </w:rPr>
-        <w:t xml:space="preserve"></w:t>
-      </w:r>
-      <w:r>
-        <w:rPr>
-          <w:rFonts w:ascii="Arial Unicode MS" w:cs="Arial Unicode MS" w:eastAsia="Arial Unicode MS" w:hAnsi="Arial Unicode MS"/>
-          <w:color w:val="188038"/>
-          <w:rtl w:val="0"/>
-        </w:rPr>
-        <w:t xml:space="preserve"># 모든 파일에 대해 pre-commit 검사 수행</w:t>
-      </w:r>
-    </w:p>
-    <w:p>
-      <w:pPr>
-        <w:spacing w:after="80" w:before="280" w:lineRule="auto"/>
-        <w:rPr>
-          <w:rFonts w:ascii="Roboto Mono" w:cs="Roboto Mono" w:eastAsia="Roboto Mono" w:hAnsi="Roboto Mono"/>
-          <w:color w:val="188038"/>
-        </w:rPr>
-      </w:pPr>
-      <w:r>
-        <w:rPr>
-          <w:rFonts w:ascii="Roboto Mono" w:cs="Roboto Mono" w:eastAsia="Roboto Mono" w:hAnsi="Roboto Mono"/>
-          <w:color w:val="188038"/>
-          <w:rtl w:val="0"/>
-        </w:rPr>
-        <w:t xml:space="preserve">pre-commit run --all-files</w:t>
+        <w:t xml:space="preserve">1) Superuser 자동 생성</w:t>
+      </w:r>
+    </w:p>
+    <w:p>
+      <w:pPr>
+        <w:numPr>
+          <w:ilvl w:val="0"/>
+          <w:numId w:val="4"/>
+        </w:numPr>
+        <w:spacing w:after="0" w:afterAutospacing="0" w:before="240" w:lineRule="auto"/>
+        <w:ind w:left="720" w:hanging="360"/>
+      </w:pPr>
+      <w:r>
+        <w:rPr>
+          <w:b w:val="1"/>
+          <w:bCs w:val="1"/>
+          <w:rtl w:val="0"/>
+        </w:rPr>
+        <w:t xml:space="preserve">Logic:</w:t>
+      </w:r>
+      <w:r>
+        <w:rPr>
+          <w:rtl w:val="0"/>
+        </w:rPr>
+        <w:t xml:space="preserve"> </w:t>
+      </w:r>
+      <w:r>
+        <w:rPr>
+          <w:rFonts w:ascii="Roboto Mono" w:cs="Roboto Mono" w:eastAsia="Roboto Mono" w:hAnsi="Roboto Mono"/>
+          <w:color w:val="188038"/>
+          <w:rtl w:val="0"/>
+        </w:rPr>
+        <w:t xml:space="preserve">input_data/apps.py</w:t>
+      </w:r>
+    </w:p>
+    <w:p>
+      <w:pPr>
+        <w:numPr>
+          <w:ilvl w:val="0"/>
+          <w:numId w:val="4"/>
+        </w:numPr>
+        <w:spacing w:after="0" w:afterAutospacing="0" w:before="0" w:beforeAutospacing="0" w:lineRule="auto"/>
+        <w:ind w:left="720" w:hanging="360"/>
+      </w:pPr>
+      <w:r>
+        <w:rPr>
+          <w:rFonts w:ascii="Arial Unicode MS" w:cs="Arial Unicode MS" w:eastAsia="Arial Unicode MS" w:hAnsi="Arial Unicode MS"/>
+          <w:b w:val="1"/>
+          <w:bCs w:val="1"/>
+          <w:rtl w:val="0"/>
+        </w:rPr>
+        <w:t xml:space="preserve">동작:</w:t>
+      </w:r>
+      <w:r>
+        <w:rPr>
+          <w:rtl w:val="0"/>
+        </w:rPr>
+        <w:t xml:space="preserve"> </w:t>
+      </w:r>
+      <w:r>
+        <w:rPr>
+          <w:rFonts w:ascii="Roboto Mono" w:cs="Roboto Mono" w:eastAsia="Roboto Mono" w:hAnsi="Roboto Mono"/>
+          <w:color w:val="188038"/>
+          <w:rtl w:val="0"/>
+        </w:rPr>
+        <w:t xml:space="preserve">cascading</w:t>
+      </w:r>
+      <w:r>
+        <w:rPr>
+          <w:rFonts w:ascii="Arial Unicode MS" w:cs="Arial Unicode MS" w:eastAsia="Arial Unicode MS" w:hAnsi="Arial Unicode MS"/>
+          <w:rtl w:val="0"/>
+        </w:rPr>
+        <w:t xml:space="preserve"> 계정이 존재하는지 확인 후, 없으면 자동으로 생성합니다.</w:t>
+      </w:r>
+    </w:p>
+    <w:p>
+      <w:pPr>
+        <w:numPr>
+          <w:ilvl w:val="0"/>
+          <w:numId w:val="4"/>
+        </w:numPr>
+        <w:spacing w:after="0" w:afterAutospacing="0" w:before="0" w:beforeAutospacing="0" w:lineRule="auto"/>
+        <w:ind w:left="720" w:hanging="360"/>
+      </w:pPr>
+      <w:r>
+        <w:rPr>
+          <w:b w:val="1"/>
+          <w:bCs w:val="1"/>
+          <w:rtl w:val="0"/>
+        </w:rPr>
+        <w:t xml:space="preserve">Default Credentials:</w:t>
+      </w:r>
+    </w:p>
+    <w:p>
+      <w:pPr>
+        <w:numPr>
+          <w:ilvl w:val="1"/>
+          <w:numId w:val="4"/>
+        </w:numPr>
+        <w:spacing w:after="0" w:afterAutospacing="0" w:before="0" w:beforeAutospacing="0" w:lineRule="auto"/>
+        <w:ind w:left="1440" w:hanging="360"/>
+      </w:pPr>
+      <w:r>
+        <w:rPr>
+          <w:b w:val="1"/>
+          <w:bCs w:val="1"/>
+          <w:rtl w:val="0"/>
+        </w:rPr>
+        <w:t xml:space="preserve">Username:</w:t>
+      </w:r>
+      <w:r>
+        <w:rPr>
+          <w:rtl w:val="0"/>
+        </w:rPr>
+        <w:t xml:space="preserve"> </w:t>
+      </w:r>
+      <w:r>
+        <w:rPr>
+          <w:rFonts w:ascii="Roboto Mono" w:cs="Roboto Mono" w:eastAsia="Roboto Mono" w:hAnsi="Roboto Mono"/>
+          <w:color w:val="188038"/>
+          <w:rtl w:val="0"/>
+        </w:rPr>
+        <w:t xml:space="preserve">cascading</w:t>
+      </w:r>
+    </w:p>
+    <w:p>
+      <w:pPr>
+        <w:numPr>
+          <w:ilvl w:val="1"/>
+          <w:numId w:val="4"/>
+        </w:numPr>
+        <w:spacing w:after="0" w:afterAutospacing="0" w:before="0" w:beforeAutospacing="0" w:lineRule="auto"/>
+        <w:ind w:left="1440" w:hanging="360"/>
+      </w:pPr>
+      <w:r>
+        <w:rPr>
+          <w:b w:val="1"/>
+          <w:bCs w:val="1"/>
+          <w:rtl w:val="0"/>
+        </w:rPr>
+        <w:t xml:space="preserve">Password:</w:t>
+      </w:r>
+      <w:r>
+        <w:rPr>
+          <w:rtl w:val="0"/>
+        </w:rPr>
+        <w:t xml:space="preserve"> </w:t>
+      </w:r>
+      <w:r>
+        <w:rPr>
+          <w:rFonts w:ascii="Roboto Mono" w:cs="Roboto Mono" w:eastAsia="Roboto Mono" w:hAnsi="Roboto Mono"/>
+          <w:color w:val="188038"/>
+          <w:rtl w:val="0"/>
+        </w:rPr>
+        <w:t xml:space="preserve">qwer123$</w:t>
+      </w:r>
+    </w:p>
+    <w:p>
+      <w:pPr>
+        <w:numPr>
+          <w:ilvl w:val="1"/>
+          <w:numId w:val="4"/>
+        </w:numPr>
+        <w:spacing w:after="240" w:before="0" w:beforeAutospacing="0" w:lineRule="auto"/>
+        <w:ind w:left="1440" w:hanging="360"/>
+      </w:pPr>
+      <w:r>
+        <w:rPr>
+          <w:b w:val="1"/>
+          <w:bCs w:val="1"/>
+          <w:rtl w:val="0"/>
+        </w:rPr>
+        <w:t xml:space="preserve">Email:</w:t>
+      </w:r>
+      <w:r>
+        <w:rPr>
+          <w:rtl w:val="0"/>
+        </w:rPr>
+        <w:t xml:space="preserve"> </w:t>
+      </w:r>
+      <w:r>
+        <w:rPr>
+          <w:rFonts w:ascii="Roboto Mono" w:cs="Roboto Mono" w:eastAsia="Roboto Mono" w:hAnsi="Roboto Mono"/>
+          <w:color w:val="188038"/>
+          <w:rtl w:val="0"/>
+        </w:rPr>
+        <w:t xml:space="preserve">yukaris@cyberlogitec.com</w:t>
       </w:r>
     </w:p>
     <w:p>
@@ -2385,127 +2006,161 @@
           <w:szCs w:val="22"/>
         </w:rPr>
       </w:pPr>
-      <w:bookmarkStart w:colFirst="0" w:colLast="0" w:name="_uhal2hn5dpc" w:id="20"/>
-      <w:bookmarkEnd w:id="20"/>
-      <w:r>
-        <w:rPr>
-          <w:b w:val="0"/>
-          <w:bCs w:val="0"/>
-          <w:color w:val="188038"/>
+      <w:bookmarkStart w:colFirst="0" w:colLast="0" w:name="_d5i8nivv60hd" w:id="14"/>
+      <w:bookmarkEnd w:id="14"/>
+      <w:r>
+        <w:rPr>
+          <w:rFonts w:ascii="Arial Unicode MS" w:cs="Arial Unicode MS" w:eastAsia="Arial Unicode MS" w:hAnsi="Arial Unicode MS"/>
           <w:sz w:val="22"/>
           <w:szCs w:val="22"/>
           <w:rtl w:val="0"/>
         </w:rPr>
-        <w:t xml:space="preserve"></w:t>
-      </w:r>
-      <w:r>
-        <w:rPr>
-          <w:rFonts w:ascii="Arial Unicode MS" w:cs="Arial Unicode MS" w:eastAsia="Arial Unicode MS" w:hAnsi="Arial Unicode MS"/>
+        <w:t xml:space="preserve">2) DB Meta Data 현행화 (PostgreSQL)</w:t>
+      </w:r>
+    </w:p>
+    <w:p>
+      <w:pPr>
+        <w:numPr>
+          <w:ilvl w:val="0"/>
+          <w:numId w:val="11"/>
+        </w:numPr>
+        <w:spacing w:after="0" w:afterAutospacing="0" w:before="240" w:lineRule="auto"/>
+        <w:ind w:left="720" w:hanging="360"/>
+      </w:pPr>
+      <w:r>
+        <w:rPr>
+          <w:b w:val="1"/>
+          <w:bCs w:val="1"/>
+          <w:rtl w:val="0"/>
+        </w:rPr>
+        <w:t xml:space="preserve">Logic:</w:t>
+      </w:r>
+      <w:r>
+        <w:rPr>
+          <w:rtl w:val="0"/>
+        </w:rPr>
+        <w:t xml:space="preserve"> </w:t>
+      </w:r>
+      <w:r>
+        <w:rPr>
+          <w:rFonts w:ascii="Roboto Mono" w:cs="Roboto Mono" w:eastAsia="Roboto Mono" w:hAnsi="Roboto Mono"/>
+          <w:color w:val="188038"/>
+          <w:rtl w:val="0"/>
+        </w:rPr>
+        <w:t xml:space="preserve">input_data/apps.py</w:t>
+      </w:r>
+      <w:r>
+        <w:rPr>
+          <w:rFonts w:ascii="Arial Unicode MS" w:cs="Arial Unicode MS" w:eastAsia="Arial Unicode MS" w:hAnsi="Arial Unicode MS"/>
+          <w:rtl w:val="0"/>
+        </w:rPr>
+        <w:t xml:space="preserve"> (함수: </w:t>
+      </w:r>
+      <w:r>
+        <w:rPr>
+          <w:rFonts w:ascii="Roboto Mono" w:cs="Roboto Mono" w:eastAsia="Roboto Mono" w:hAnsi="Roboto Mono"/>
+          <w:color w:val="188038"/>
+          <w:rtl w:val="0"/>
+        </w:rPr>
+        <w:t xml:space="preserve">add_db_comments</w:t>
+      </w:r>
+      <w:r>
+        <w:rPr>
+          <w:rtl w:val="0"/>
+        </w:rPr>
+        <w:t xml:space="preserve">)</w:t>
+      </w:r>
+    </w:p>
+    <w:p>
+      <w:pPr>
+        <w:numPr>
+          <w:ilvl w:val="0"/>
+          <w:numId w:val="11"/>
+        </w:numPr>
+        <w:spacing w:after="240" w:before="0" w:beforeAutospacing="0" w:lineRule="auto"/>
+        <w:ind w:left="720" w:hanging="360"/>
+      </w:pPr>
+      <w:r>
+        <w:rPr>
+          <w:rFonts w:ascii="Arial Unicode MS" w:cs="Arial Unicode MS" w:eastAsia="Arial Unicode MS" w:hAnsi="Arial Unicode MS"/>
+          <w:b w:val="1"/>
+          <w:bCs w:val="1"/>
+          <w:rtl w:val="0"/>
+        </w:rPr>
+        <w:t xml:space="preserve">동작:</w:t>
+      </w:r>
+      <w:r>
+        <w:rPr>
+          <w:rFonts w:ascii="Arial Unicode MS" w:cs="Arial Unicode MS" w:eastAsia="Arial Unicode MS" w:hAnsi="Arial Unicode MS"/>
+          <w:rtl w:val="0"/>
+        </w:rPr>
+        <w:t xml:space="preserve"> Django Model의 </w:t>
+      </w:r>
+      <w:r>
+        <w:rPr>
+          <w:rFonts w:ascii="Roboto Mono" w:cs="Roboto Mono" w:eastAsia="Roboto Mono" w:hAnsi="Roboto Mono"/>
+          <w:color w:val="188038"/>
+          <w:rtl w:val="0"/>
+        </w:rPr>
+        <w:t xml:space="preserve">verbose_name</w:t>
+      </w:r>
+      <w:r>
+        <w:rPr>
+          <w:rFonts w:ascii="Arial Unicode MS" w:cs="Arial Unicode MS" w:eastAsia="Arial Unicode MS" w:hAnsi="Arial Unicode MS"/>
+          <w:rtl w:val="0"/>
+        </w:rPr>
+        <w:t xml:space="preserve"> 및 </w:t>
+      </w:r>
+      <w:r>
+        <w:rPr>
+          <w:rFonts w:ascii="Roboto Mono" w:cs="Roboto Mono" w:eastAsia="Roboto Mono" w:hAnsi="Roboto Mono"/>
+          <w:color w:val="188038"/>
+          <w:rtl w:val="0"/>
+        </w:rPr>
+        <w:t xml:space="preserve">help_text</w:t>
+      </w:r>
+      <w:r>
+        <w:rPr>
+          <w:rFonts w:ascii="Arial Unicode MS" w:cs="Arial Unicode MS" w:eastAsia="Arial Unicode MS" w:hAnsi="Arial Unicode MS"/>
+          <w:rtl w:val="0"/>
+        </w:rPr>
+        <w:t xml:space="preserve"> 속성을 읽어, 실제 PostgreSQL 테이블과 컬럼의 </w:t>
+      </w:r>
+      <w:r>
+        <w:rPr>
+          <w:b w:val="1"/>
+          <w:bCs w:val="1"/>
+          <w:rtl w:val="0"/>
+        </w:rPr>
+        <w:t xml:space="preserve">COMMENT</w:t>
+      </w:r>
+      <w:r>
+        <w:rPr>
+          <w:rFonts w:ascii="Arial Unicode MS" w:cs="Arial Unicode MS" w:eastAsia="Arial Unicode MS" w:hAnsi="Arial Unicode MS"/>
+          <w:rtl w:val="0"/>
+        </w:rPr>
+        <w:t xml:space="preserve">로 반영합니다. DB 조회 툴(DBeaver, pgAdmin)에서 컬럼의 의미를 즉시 확인할 수 있습니다.</w:t>
+      </w:r>
+    </w:p>
+    <w:p>
+      <w:pPr>
+        <w:pStyle w:val="Heading4"/>
+        <w:spacing w:after="40" w:before="240" w:lineRule="auto"/>
+        <w:rPr>
           <w:sz w:val="22"/>
           <w:szCs w:val="22"/>
-          <w:rtl w:val="0"/>
-        </w:rPr>
-        <w:t xml:space="preserve">3. 개별 도구 실행 (옵션)</w:t>
-      </w:r>
-    </w:p>
-    <w:p>
-      <w:pPr>
-        <w:spacing w:after="240" w:before="240" w:lineRule="auto"/>
-        <w:rPr/>
-      </w:pPr>
-      <w:r>
-        <w:rPr>
-          <w:rFonts w:ascii="Arial Unicode MS" w:cs="Arial Unicode MS" w:eastAsia="Arial Unicode MS" w:hAnsi="Arial Unicode MS"/>
-          <w:rtl w:val="0"/>
-        </w:rPr>
-        <w:t xml:space="preserve">특정 도구만 단독으로 실행하고 싶을 때 사용합니다.</w:t>
-      </w:r>
-    </w:p>
-    <w:p>
-      <w:pPr>
-        <w:spacing w:after="80" w:before="280" w:lineRule="auto"/>
-        <w:rPr/>
-      </w:pPr>
-      <w:r>
-        <w:rPr>
-          <w:rtl w:val="0"/>
-        </w:rPr>
-        <w:t xml:space="preserve">Bash</w:t>
-      </w:r>
-    </w:p>
-    <w:p>
-      <w:pPr>
-        <w:spacing w:after="80" w:before="280" w:lineRule="auto"/>
-        <w:rPr>
-          <w:rFonts w:ascii="Roboto Mono" w:cs="Roboto Mono" w:eastAsia="Roboto Mono" w:hAnsi="Roboto Mono"/>
-          <w:color w:val="188038"/>
-        </w:rPr>
-      </w:pPr>
-      <w:r>
-        <w:rPr>
-          <w:color w:val="188038"/>
-          <w:rtl w:val="0"/>
-        </w:rPr>
-        <w:t xml:space="preserve"></w:t>
-      </w:r>
-      <w:r>
-        <w:rPr>
-          <w:rFonts w:ascii="Arial Unicode MS" w:cs="Arial Unicode MS" w:eastAsia="Arial Unicode MS" w:hAnsi="Arial Unicode MS"/>
-          <w:color w:val="188038"/>
-          <w:rtl w:val="0"/>
-        </w:rPr>
-        <w:t xml:space="preserve"># Black (코드 포맷팅) 실행</w:t>
-      </w:r>
-    </w:p>
-    <w:p>
-      <w:pPr>
-        <w:spacing w:after="80" w:before="280" w:lineRule="auto"/>
-        <w:rPr>
-          <w:rFonts w:ascii="Roboto Mono" w:cs="Roboto Mono" w:eastAsia="Roboto Mono" w:hAnsi="Roboto Mono"/>
-          <w:color w:val="188038"/>
-        </w:rPr>
-      </w:pPr>
-      <w:r>
-        <w:rPr>
-          <w:rFonts w:ascii="Roboto Mono" w:cs="Roboto Mono" w:eastAsia="Roboto Mono" w:hAnsi="Roboto Mono"/>
-          <w:color w:val="188038"/>
-          <w:rtl w:val="0"/>
-        </w:rPr>
-        <w:t xml:space="preserve">black .</w:t>
-      </w:r>
-    </w:p>
-    <w:p>
-      <w:pPr>
-        <w:spacing w:after="80" w:before="280" w:lineRule="auto"/>
-        <w:rPr>
-          <w:rFonts w:ascii="Roboto Mono" w:cs="Roboto Mono" w:eastAsia="Roboto Mono" w:hAnsi="Roboto Mono"/>
-          <w:color w:val="188038"/>
-        </w:rPr>
-      </w:pPr>
-      <w:r>
-        <w:rPr>
-          <w:rFonts w:ascii="Arial Unicode MS" w:cs="Arial Unicode MS" w:eastAsia="Arial Unicode MS" w:hAnsi="Arial Unicode MS"/>
-          <w:color w:val="188038"/>
-          <w:rtl w:val="0"/>
-        </w:rPr>
-        <w:t xml:space="preserve"># Ruff (코드 린팅 및 수정) 실행</w:t>
-      </w:r>
-    </w:p>
-    <w:p>
-      <w:pPr>
-        <w:spacing w:after="80" w:before="280" w:lineRule="auto"/>
-        <w:rPr>
-          <w:rFonts w:ascii="Roboto Mono" w:cs="Roboto Mono" w:eastAsia="Roboto Mono" w:hAnsi="Roboto Mono"/>
-          <w:color w:val="188038"/>
-        </w:rPr>
-      </w:pPr>
-      <w:r>
-        <w:rPr>
-          <w:rFonts w:ascii="Roboto Mono" w:cs="Roboto Mono" w:eastAsia="Roboto Mono" w:hAnsi="Roboto Mono"/>
-          <w:color w:val="188038"/>
-          <w:rtl w:val="0"/>
-        </w:rPr>
-        <w:t xml:space="preserve">ruff check . --fix</w:t>
+        </w:rPr>
+      </w:pPr>
+      <w:bookmarkStart w:colFirst="0" w:colLast="0" w:name="_czkjbaudlghw" w:id="15"/>
+      <w:bookmarkEnd w:id="15"/>
+      <w:r>
+        <w:rPr>
+          <w:rFonts w:ascii="Arial Unicode MS" w:cs="Arial Unicode MS" w:eastAsia="Arial Unicode MS" w:hAnsi="Arial Unicode MS"/>
+          <w:sz w:val="22"/>
+          <w:szCs w:val="22"/>
+          <w:rtl w:val="0"/>
+        </w:rPr>
+        <w:t xml:space="preserve">3) 테이블 정의서 자동 생성</w:t>
       </w:r>
     </w:p>
     <w:p>
@@ -2513,6 +2168,1530 @@
         <w:numPr>
           <w:ilvl w:val="0"/>
           <w:numId w:val="3"/>
+        </w:numPr>
+        <w:spacing w:after="0" w:afterAutospacing="0" w:before="240" w:lineRule="auto"/>
+        <w:ind w:left="720" w:hanging="360"/>
+      </w:pPr>
+      <w:r>
+        <w:rPr>
+          <w:b w:val="1"/>
+          <w:bCs w:val="1"/>
+          <w:rtl w:val="0"/>
+        </w:rPr>
+        <w:t xml:space="preserve">Logic:</w:t>
+      </w:r>
+      <w:r>
+        <w:rPr>
+          <w:rtl w:val="0"/>
+        </w:rPr>
+        <w:t xml:space="preserve"> </w:t>
+      </w:r>
+      <w:r>
+        <w:rPr>
+          <w:rFonts w:ascii="Roboto Mono" w:cs="Roboto Mono" w:eastAsia="Roboto Mono" w:hAnsi="Roboto Mono"/>
+          <w:color w:val="188038"/>
+          <w:rtl w:val="0"/>
+        </w:rPr>
+        <w:t xml:space="preserve">input_data/apps.py</w:t>
+      </w:r>
+      <w:r>
+        <w:rPr>
+          <w:rFonts w:ascii="Arial Unicode MS" w:cs="Arial Unicode MS" w:eastAsia="Arial Unicode MS" w:hAnsi="Arial Unicode MS"/>
+          <w:rtl w:val="0"/>
+        </w:rPr>
+        <w:t xml:space="preserve"> (함수: </w:t>
+      </w:r>
+      <w:r>
+        <w:rPr>
+          <w:rFonts w:ascii="Roboto Mono" w:cs="Roboto Mono" w:eastAsia="Roboto Mono" w:hAnsi="Roboto Mono"/>
+          <w:color w:val="188038"/>
+          <w:rtl w:val="0"/>
+        </w:rPr>
+        <w:t xml:space="preserve">generate_table_definition</w:t>
+      </w:r>
+      <w:r>
+        <w:rPr>
+          <w:rtl w:val="0"/>
+        </w:rPr>
+        <w:t xml:space="preserve">)</w:t>
+      </w:r>
+    </w:p>
+    <w:p>
+      <w:pPr>
+        <w:numPr>
+          <w:ilvl w:val="0"/>
+          <w:numId w:val="3"/>
+        </w:numPr>
+        <w:spacing w:after="0" w:afterAutospacing="0" w:before="0" w:beforeAutospacing="0" w:lineRule="auto"/>
+        <w:ind w:left="720" w:hanging="360"/>
+      </w:pPr>
+      <w:r>
+        <w:rPr>
+          <w:b w:val="1"/>
+          <w:bCs w:val="1"/>
+          <w:rtl w:val="0"/>
+        </w:rPr>
+        <w:t xml:space="preserve">Query Source:</w:t>
+      </w:r>
+      <w:r>
+        <w:rPr>
+          <w:rtl w:val="0"/>
+        </w:rPr>
+        <w:t xml:space="preserve"> </w:t>
+      </w:r>
+      <w:r>
+        <w:rPr>
+          <w:rFonts w:ascii="Roboto Mono" w:cs="Roboto Mono" w:eastAsia="Roboto Mono" w:hAnsi="Roboto Mono"/>
+          <w:b w:val="1"/>
+          <w:bCs w:val="1"/>
+          <w:color w:val="188038"/>
+          <w:rtl w:val="0"/>
+        </w:rPr>
+        <w:t xml:space="preserve">input_data/queries.py</w:t>
+      </w:r>
+      <w:r>
+        <w:rPr>
+          <w:rFonts w:ascii="Arial Unicode MS" w:cs="Arial Unicode MS" w:eastAsia="Arial Unicode MS" w:hAnsi="Arial Unicode MS"/>
+          <w:rtl w:val="0"/>
+        </w:rPr>
+        <w:t xml:space="preserve"> (SQL 분리 관리)</w:t>
+      </w:r>
+    </w:p>
+    <w:p>
+      <w:pPr>
+        <w:numPr>
+          <w:ilvl w:val="0"/>
+          <w:numId w:val="3"/>
+        </w:numPr>
+        <w:spacing w:after="0" w:afterAutospacing="0" w:before="0" w:beforeAutospacing="0" w:lineRule="auto"/>
+        <w:ind w:left="720" w:hanging="360"/>
+      </w:pPr>
+      <w:r>
+        <w:rPr>
+          <w:rFonts w:ascii="Arial Unicode MS" w:cs="Arial Unicode MS" w:eastAsia="Arial Unicode MS" w:hAnsi="Arial Unicode MS"/>
+          <w:b w:val="1"/>
+          <w:bCs w:val="1"/>
+          <w:rtl w:val="0"/>
+        </w:rPr>
+        <w:t xml:space="preserve">동작:</w:t>
+      </w:r>
+      <w:r>
+        <w:rPr>
+          <w:rFonts w:ascii="Arial Unicode MS" w:cs="Arial Unicode MS" w:eastAsia="Arial Unicode MS" w:hAnsi="Arial Unicode MS"/>
+          <w:rtl w:val="0"/>
+        </w:rPr>
+        <w:t xml:space="preserve"> DB 시스템 카탈로그(</w:t>
+      </w:r>
+      <w:r>
+        <w:rPr>
+          <w:rFonts w:ascii="Roboto Mono" w:cs="Roboto Mono" w:eastAsia="Roboto Mono" w:hAnsi="Roboto Mono"/>
+          <w:color w:val="188038"/>
+          <w:rtl w:val="0"/>
+        </w:rPr>
+        <w:t xml:space="preserve">information_schema</w:t>
+      </w:r>
+      <w:r>
+        <w:rPr>
+          <w:rFonts w:ascii="Arial Unicode MS" w:cs="Arial Unicode MS" w:eastAsia="Arial Unicode MS" w:hAnsi="Arial Unicode MS"/>
+          <w:rtl w:val="0"/>
+        </w:rPr>
+        <w:t xml:space="preserve">)를 조회하여 테이블 명세서를 CSV 파일로 추출합니다. 기존 파일과 변경 사항이 있을 때만 덮어씁니다.</w:t>
+      </w:r>
+    </w:p>
+    <w:p>
+      <w:pPr>
+        <w:numPr>
+          <w:ilvl w:val="0"/>
+          <w:numId w:val="3"/>
+        </w:numPr>
+        <w:spacing w:after="240" w:before="0" w:beforeAutospacing="0" w:lineRule="auto"/>
+        <w:ind w:left="720" w:hanging="360"/>
+      </w:pPr>
+      <w:r>
+        <w:rPr>
+          <w:b w:val="1"/>
+          <w:bCs w:val="1"/>
+          <w:rtl w:val="0"/>
+        </w:rPr>
+        <w:t xml:space="preserve">Output Path:</w:t>
+      </w:r>
+      <w:r>
+        <w:rPr>
+          <w:rtl w:val="0"/>
+        </w:rPr>
+        <w:t xml:space="preserve"> </w:t>
+      </w:r>
+      <w:r>
+        <w:rPr>
+          <w:rFonts w:ascii="Roboto Mono" w:cs="Roboto Mono" w:eastAsia="Roboto Mono" w:hAnsi="Roboto Mono"/>
+          <w:color w:val="188038"/>
+          <w:rtl w:val="0"/>
+        </w:rPr>
+        <w:t xml:space="preserve">doc/db/base_table_definitions.csv</w:t>
+      </w:r>
+    </w:p>
+    <w:p>
+      <w:pPr>
+        <w:pStyle w:val="Heading4"/>
+        <w:spacing w:after="40" w:before="240" w:lineRule="auto"/>
+        <w:rPr>
+          <w:sz w:val="22"/>
+          <w:szCs w:val="22"/>
+        </w:rPr>
+      </w:pPr>
+      <w:bookmarkStart w:colFirst="0" w:colLast="0" w:name="_dm4l62afxq8s" w:id="16"/>
+      <w:bookmarkEnd w:id="16"/>
+      <w:r>
+        <w:rPr>
+          <w:rFonts w:ascii="Arial Unicode MS" w:cs="Arial Unicode MS" w:eastAsia="Arial Unicode MS" w:hAnsi="Arial Unicode MS"/>
+          <w:sz w:val="22"/>
+          <w:szCs w:val="22"/>
+          <w:rtl w:val="0"/>
+        </w:rPr>
+        <w:t xml:space="preserve">4) 초기 데이터 적재 (Base Data)</w:t>
+      </w:r>
+    </w:p>
+    <w:p>
+      <w:pPr>
+        <w:numPr>
+          <w:ilvl w:val="0"/>
+          <w:numId w:val="13"/>
+        </w:numPr>
+        <w:spacing w:after="0" w:afterAutospacing="0" w:before="240" w:lineRule="auto"/>
+        <w:ind w:left="720" w:hanging="360"/>
+      </w:pPr>
+      <w:r>
+        <w:rPr>
+          <w:b w:val="1"/>
+          <w:bCs w:val="1"/>
+          <w:rtl w:val="0"/>
+        </w:rPr>
+        <w:t xml:space="preserve">Logic:</w:t>
+      </w:r>
+      <w:r>
+        <w:rPr>
+          <w:rtl w:val="0"/>
+        </w:rPr>
+        <w:t xml:space="preserve"> </w:t>
+      </w:r>
+      <w:r>
+        <w:rPr>
+          <w:rFonts w:ascii="Roboto Mono" w:cs="Roboto Mono" w:eastAsia="Roboto Mono" w:hAnsi="Roboto Mono"/>
+          <w:color w:val="188038"/>
+          <w:rtl w:val="0"/>
+        </w:rPr>
+        <w:t xml:space="preserve">input_data/apps.py</w:t>
+      </w:r>
+      <w:r>
+        <w:rPr>
+          <w:rFonts w:ascii="Arial Unicode MS" w:cs="Arial Unicode MS" w:eastAsia="Arial Unicode MS" w:hAnsi="Arial Unicode MS"/>
+          <w:rtl w:val="0"/>
+        </w:rPr>
+        <w:t xml:space="preserve"> (함수: </w:t>
+      </w:r>
+      <w:r>
+        <w:rPr>
+          <w:rFonts w:ascii="Roboto Mono" w:cs="Roboto Mono" w:eastAsia="Roboto Mono" w:hAnsi="Roboto Mono"/>
+          <w:color w:val="188038"/>
+          <w:rtl w:val="0"/>
+        </w:rPr>
+        <w:t xml:space="preserve">run_init_base_data</w:t>
+      </w:r>
+      <w:r>
+        <w:rPr>
+          <w:rtl w:val="0"/>
+        </w:rPr>
+        <w:t xml:space="preserve">)</w:t>
+      </w:r>
+    </w:p>
+    <w:p>
+      <w:pPr>
+        <w:numPr>
+          <w:ilvl w:val="0"/>
+          <w:numId w:val="13"/>
+        </w:numPr>
+        <w:spacing w:after="0" w:afterAutospacing="0" w:before="0" w:beforeAutospacing="0" w:lineRule="auto"/>
+        <w:ind w:left="720" w:hanging="360"/>
+      </w:pPr>
+      <w:r>
+        <w:rPr>
+          <w:rFonts w:ascii="Arial Unicode MS" w:cs="Arial Unicode MS" w:eastAsia="Arial Unicode MS" w:hAnsi="Arial Unicode MS"/>
+          <w:b w:val="1"/>
+          <w:bCs w:val="1"/>
+          <w:rtl w:val="0"/>
+        </w:rPr>
+        <w:t xml:space="preserve">동작:</w:t>
+      </w:r>
+      <w:r>
+        <w:rPr>
+          <w:rtl w:val="0"/>
+        </w:rPr>
+        <w:t xml:space="preserve"> </w:t>
+      </w:r>
+      <w:r>
+        <w:rPr>
+          <w:rFonts w:ascii="Roboto Mono" w:cs="Roboto Mono" w:eastAsia="Roboto Mono" w:hAnsi="Roboto Mono"/>
+          <w:color w:val="188038"/>
+          <w:rtl w:val="0"/>
+        </w:rPr>
+        <w:t xml:space="preserve">init_base_data</w:t>
+      </w:r>
+      <w:r>
+        <w:rPr>
+          <w:rFonts w:ascii="Arial Unicode MS" w:cs="Arial Unicode MS" w:eastAsia="Arial Unicode MS" w:hAnsi="Arial Unicode MS"/>
+          <w:rtl w:val="0"/>
+        </w:rPr>
+        <w:t xml:space="preserve"> Management Command를 호출하여 CSV 데이터를 DB에 적재합니다.</w:t>
+      </w:r>
+    </w:p>
+    <w:p>
+      <w:pPr>
+        <w:numPr>
+          <w:ilvl w:val="0"/>
+          <w:numId w:val="13"/>
+        </w:numPr>
+        <w:spacing w:after="0" w:afterAutospacing="0" w:before="0" w:beforeAutospacing="0" w:lineRule="auto"/>
+        <w:ind w:left="720" w:hanging="360"/>
+      </w:pPr>
+      <w:r>
+        <w:rPr>
+          <w:b w:val="1"/>
+          <w:bCs w:val="1"/>
+          <w:rtl w:val="0"/>
+        </w:rPr>
+        <w:t xml:space="preserve">Source Path:</w:t>
+      </w:r>
+      <w:r>
+        <w:rPr>
+          <w:rtl w:val="0"/>
+        </w:rPr>
+        <w:t xml:space="preserve"> </w:t>
+      </w:r>
+      <w:r>
+        <w:rPr>
+          <w:rFonts w:ascii="Roboto Mono" w:cs="Roboto Mono" w:eastAsia="Roboto Mono" w:hAnsi="Roboto Mono"/>
+          <w:color w:val="188038"/>
+          <w:rtl w:val="0"/>
+        </w:rPr>
+        <w:t xml:space="preserve">input_data/data/base_data/*.csv</w:t>
+      </w:r>
+    </w:p>
+    <w:p>
+      <w:pPr>
+        <w:numPr>
+          <w:ilvl w:val="0"/>
+          <w:numId w:val="13"/>
+        </w:numPr>
+        <w:spacing w:after="240" w:before="0" w:beforeAutospacing="0" w:lineRule="auto"/>
+        <w:ind w:left="720" w:hanging="360"/>
+      </w:pPr>
+      <w:r>
+        <w:rPr>
+          <w:b w:val="1"/>
+          <w:bCs w:val="1"/>
+          <w:rtl w:val="0"/>
+        </w:rPr>
+        <w:t xml:space="preserve">Target Tables:</w:t>
+      </w:r>
+      <w:r>
+        <w:rPr>
+          <w:rtl w:val="0"/>
+        </w:rPr>
+        <w:t xml:space="preserve"> </w:t>
+      </w:r>
+      <w:r>
+        <w:rPr>
+          <w:rFonts w:ascii="Roboto Mono" w:cs="Roboto Mono" w:eastAsia="Roboto Mono" w:hAnsi="Roboto Mono"/>
+          <w:color w:val="188038"/>
+          <w:rtl w:val="0"/>
+        </w:rPr>
+        <w:t xml:space="preserve">base_</w:t>
+      </w:r>
+      <w:r>
+        <w:rPr>
+          <w:rFonts w:ascii="Arial Unicode MS" w:cs="Arial Unicode MS" w:eastAsia="Arial Unicode MS" w:hAnsi="Arial Unicode MS"/>
+          <w:rtl w:val="0"/>
+        </w:rPr>
+        <w:t xml:space="preserve"> 접두어가 붙은 모든 마스터 테이블</w:t>
+      </w:r>
+    </w:p>
+    <w:p>
+      <w:pPr>
+        <w:pStyle w:val="Heading3"/>
+        <w:spacing w:after="80" w:before="280" w:lineRule="auto"/>
+        <w:rPr>
+          <w:sz w:val="26"/>
+          <w:szCs w:val="26"/>
+        </w:rPr>
+      </w:pPr>
+      <w:bookmarkStart w:colFirst="0" w:colLast="0" w:name="_nnhxbkgmuz70" w:id="17"/>
+      <w:bookmarkEnd w:id="17"/>
+      <w:r>
+        <w:rPr>
+          <w:rFonts w:ascii="Arial Unicode MS" w:cs="Arial Unicode MS" w:eastAsia="Arial Unicode MS" w:hAnsi="Arial Unicode MS"/>
+          <w:sz w:val="26"/>
+          <w:szCs w:val="26"/>
+          <w:rtl w:val="0"/>
+        </w:rPr>
+        <w:t xml:space="preserve">4.3 수동 실행 가이드 (Manual Execution)</w:t>
+      </w:r>
+    </w:p>
+    <w:p>
+      <w:pPr>
+        <w:spacing w:after="240" w:before="240" w:lineRule="auto"/>
+        <w:rPr/>
+      </w:pPr>
+      <w:r>
+        <w:rPr>
+          <w:rFonts w:ascii="Arial Unicode MS" w:cs="Arial Unicode MS" w:eastAsia="Arial Unicode MS" w:hAnsi="Arial Unicode MS"/>
+          <w:rtl w:val="0"/>
+        </w:rPr>
+        <w:t xml:space="preserve">자동화 시스템이 작동하지만, 데이터 수정 후 재적재가 필요하거나 특정 작업만 수행해야 할 경우 수동 명령어를 사용할 수 있습니다.</w:t>
+      </w:r>
+    </w:p>
+    <w:p>
+      <w:pPr>
+        <w:spacing w:after="240" w:before="240" w:lineRule="auto"/>
+        <w:rPr>
+          <w:b w:val="1"/>
+          <w:bCs w:val="1"/>
+        </w:rPr>
+      </w:pPr>
+      <w:r>
+        <w:rPr>
+          <w:rFonts w:ascii="Arial Unicode MS" w:cs="Arial Unicode MS" w:eastAsia="Arial Unicode MS" w:hAnsi="Arial Unicode MS"/>
+          <w:b w:val="1"/>
+          <w:bCs w:val="1"/>
+          <w:rtl w:val="0"/>
+        </w:rPr>
+        <w:t xml:space="preserve">1. 초기 데이터 수동 적재 (CSV 수정 시)</w:t>
+      </w:r>
+    </w:p>
+    <w:p>
+      <w:pPr>
+        <w:rPr/>
+      </w:pPr>
+      <w:r>
+        <w:rPr>
+          <w:rtl w:val="0"/>
+        </w:rPr>
+        <w:t xml:space="preserve">Bash</w:t>
+      </w:r>
+    </w:p>
+    <w:p>
+      <w:pPr>
+        <w:rPr>
+          <w:rFonts w:ascii="Roboto Mono" w:cs="Roboto Mono" w:eastAsia="Roboto Mono" w:hAnsi="Roboto Mono"/>
+          <w:color w:val="188038"/>
+        </w:rPr>
+      </w:pPr>
+      <w:r>
+        <w:rPr>
+          <w:color w:val="188038"/>
+          <w:rtl w:val="0"/>
+        </w:rPr>
+        <w:t xml:space="preserve"></w:t>
+      </w:r>
+      <w:r>
+        <w:rPr>
+          <w:rFonts w:ascii="Roboto Mono" w:cs="Roboto Mono" w:eastAsia="Roboto Mono" w:hAnsi="Roboto Mono"/>
+          <w:color w:val="188038"/>
+          <w:rtl w:val="0"/>
+        </w:rPr>
+        <w:t xml:space="preserve">python manage.py init_base_data</w:t>
+      </w:r>
+    </w:p>
+    <w:p>
+      <w:pPr>
+        <w:spacing w:after="240" w:before="240" w:lineRule="auto"/>
+        <w:ind w:left="600" w:right="600" w:firstLine="0"/>
+        <w:rPr/>
+      </w:pPr>
+      <w:r>
+        <w:rPr>
+          <w:color w:val="188038"/>
+          <w:rtl w:val="0"/>
+        </w:rPr>
+        <w:t xml:space="preserve"></w:t>
+      </w:r>
+      <w:r>
+        <w:rPr>
+          <w:b w:val="1"/>
+          <w:bCs w:val="1"/>
+          <w:rtl w:val="0"/>
+        </w:rPr>
+        <w:t xml:space="preserve">Note:</w:t>
+      </w:r>
+      <w:r>
+        <w:rPr>
+          <w:rFonts w:ascii="Arial Unicode MS" w:cs="Arial Unicode MS" w:eastAsia="Arial Unicode MS" w:hAnsi="Arial Unicode MS"/>
+          <w:rtl w:val="0"/>
+        </w:rPr>
+        <w:t xml:space="preserve"> 이미 데이터가 존재하는 경우, 중복 방지 로직(Idempotency)에 의해 Skip 되거나 Update 됩니다.</w:t>
+      </w:r>
+    </w:p>
+    <w:p>
+      <w:pPr>
+        <w:spacing w:after="240" w:before="240" w:lineRule="auto"/>
+        <w:rPr>
+          <w:b w:val="1"/>
+          <w:bCs w:val="1"/>
+        </w:rPr>
+      </w:pPr>
+      <w:r>
+        <w:rPr>
+          <w:rFonts w:ascii="Arial Unicode MS" w:cs="Arial Unicode MS" w:eastAsia="Arial Unicode MS" w:hAnsi="Arial Unicode MS"/>
+          <w:b w:val="1"/>
+          <w:bCs w:val="1"/>
+          <w:rtl w:val="0"/>
+        </w:rPr>
+        <w:t xml:space="preserve">2. 슈퍼유저 수동 생성</w:t>
+      </w:r>
+    </w:p>
+    <w:p>
+      <w:pPr>
+        <w:rPr/>
+      </w:pPr>
+      <w:r>
+        <w:rPr>
+          <w:rtl w:val="0"/>
+        </w:rPr>
+        <w:t xml:space="preserve">Bash</w:t>
+      </w:r>
+    </w:p>
+    <w:p>
+      <w:pPr>
+        <w:rPr>
+          <w:rFonts w:ascii="Roboto Mono" w:cs="Roboto Mono" w:eastAsia="Roboto Mono" w:hAnsi="Roboto Mono"/>
+          <w:color w:val="188038"/>
+        </w:rPr>
+      </w:pPr>
+      <w:r>
+        <w:rPr>
+          <w:color w:val="188038"/>
+          <w:rtl w:val="0"/>
+        </w:rPr>
+        <w:t xml:space="preserve"></w:t>
+      </w:r>
+      <w:r>
+        <w:rPr>
+          <w:rFonts w:ascii="Roboto Mono" w:cs="Roboto Mono" w:eastAsia="Roboto Mono" w:hAnsi="Roboto Mono"/>
+          <w:color w:val="188038"/>
+          <w:rtl w:val="0"/>
+        </w:rPr>
+        <w:t xml:space="preserve">python manage.py createsuperuser</w:t>
+      </w:r>
+    </w:p>
+    <w:p>
+      <w:pPr>
+        <w:pStyle w:val="Heading3"/>
+        <w:spacing w:after="80" w:before="280" w:lineRule="auto"/>
+        <w:rPr>
+          <w:sz w:val="26"/>
+          <w:szCs w:val="26"/>
+        </w:rPr>
+      </w:pPr>
+      <w:bookmarkStart w:colFirst="0" w:colLast="0" w:name="_7gqbhpy31fgi" w:id="18"/>
+      <w:bookmarkEnd w:id="18"/>
+      <w:r>
+        <w:rPr>
+          <w:b w:val="0"/>
+          <w:bCs w:val="0"/>
+          <w:color w:val="188038"/>
+          <w:sz w:val="22"/>
+          <w:szCs w:val="22"/>
+          <w:rtl w:val="0"/>
+        </w:rPr>
+        <w:t xml:space="preserve"></w:t>
+      </w:r>
+      <w:r>
+        <w:rPr>
+          <w:rFonts w:ascii="Arial Unicode MS" w:cs="Arial Unicode MS" w:eastAsia="Arial Unicode MS" w:hAnsi="Arial Unicode MS"/>
+          <w:sz w:val="22"/>
+          <w:szCs w:val="22"/>
+          <w:rtl w:val="0"/>
+        </w:rPr>
+        <w:t xml:space="preserve">3. DB 코멘트 현행화</w:t>
+      </w:r>
+      <w:r>
+        <w:rPr>
+          <w:rtl w:val="0"/>
+        </w:rPr>
+      </w:r>
+    </w:p>
+    <w:p>
+      <w:pPr>
+        <w:spacing w:after="240" w:before="240" w:lineRule="auto"/>
+        <w:rPr/>
+      </w:pPr>
+      <w:r>
+        <w:rPr>
+          <w:rFonts w:ascii="Arial Unicode MS" w:cs="Arial Unicode MS" w:eastAsia="Arial Unicode MS" w:hAnsi="Arial Unicode MS"/>
+          <w:rtl w:val="0"/>
+        </w:rPr>
+        <w:t xml:space="preserve">모델의 </w:t>
+      </w:r>
+      <w:r>
+        <w:rPr>
+          <w:rFonts w:ascii="Roboto Mono" w:cs="Roboto Mono" w:eastAsia="Roboto Mono" w:hAnsi="Roboto Mono"/>
+          <w:color w:val="188038"/>
+          <w:rtl w:val="0"/>
+        </w:rPr>
+        <w:t xml:space="preserve">verbose_name</w:t>
+      </w:r>
+      <w:r>
+        <w:rPr>
+          <w:rFonts w:ascii="Arial Unicode MS" w:cs="Arial Unicode MS" w:eastAsia="Arial Unicode MS" w:hAnsi="Arial Unicode MS"/>
+          <w:rtl w:val="0"/>
+        </w:rPr>
+        <w:t xml:space="preserve">을 DB 테이블 설명(Comment)으로 반영합니다. (PostgreSQL 전용)</w:t>
+      </w:r>
+    </w:p>
+    <w:p>
+      <w:pPr>
+        <w:rPr/>
+      </w:pPr>
+      <w:r>
+        <w:rPr>
+          <w:rtl w:val="0"/>
+        </w:rPr>
+        <w:t xml:space="preserve">Bash</w:t>
+      </w:r>
+    </w:p>
+    <w:p>
+      <w:pPr>
+        <w:rPr>
+          <w:rFonts w:ascii="Roboto Mono" w:cs="Roboto Mono" w:eastAsia="Roboto Mono" w:hAnsi="Roboto Mono"/>
+          <w:color w:val="188038"/>
+        </w:rPr>
+      </w:pPr>
+      <w:r>
+        <w:rPr>
+          <w:color w:val="188038"/>
+          <w:rtl w:val="0"/>
+        </w:rPr>
+        <w:t xml:space="preserve"></w:t>
+      </w:r>
+      <w:r>
+        <w:rPr>
+          <w:rFonts w:ascii="Roboto Mono" w:cs="Roboto Mono" w:eastAsia="Roboto Mono" w:hAnsi="Roboto Mono"/>
+          <w:color w:val="188038"/>
+          <w:rtl w:val="0"/>
+        </w:rPr>
+        <w:t xml:space="preserve">python manage.py update_db_comments</w:t>
+      </w:r>
+    </w:p>
+    <w:p>
+      <w:pPr>
+        <w:pStyle w:val="Heading3"/>
+        <w:spacing w:after="80" w:before="280" w:lineRule="auto"/>
+        <w:rPr>
+          <w:sz w:val="26"/>
+          <w:szCs w:val="26"/>
+        </w:rPr>
+      </w:pPr>
+      <w:bookmarkStart w:colFirst="0" w:colLast="0" w:name="_on4va8ff7uxi" w:id="19"/>
+      <w:bookmarkEnd w:id="19"/>
+      <w:r>
+        <w:rPr>
+          <w:rFonts w:ascii="Roboto Mono" w:cs="Roboto Mono" w:eastAsia="Roboto Mono" w:hAnsi="Roboto Mono"/>
+          <w:b w:val="0"/>
+          <w:bCs w:val="0"/>
+          <w:color w:val="188038"/>
+          <w:sz w:val="22"/>
+          <w:szCs w:val="22"/>
+          <w:rtl w:val="0"/>
+        </w:rPr>
+        <w:t xml:space="preserve"></w:t>
+      </w:r>
+      <w:r>
+        <w:rPr>
+          <w:rFonts w:ascii="Arial Unicode MS" w:cs="Arial Unicode MS" w:eastAsia="Arial Unicode MS" w:hAnsi="Arial Unicode MS"/>
+          <w:sz w:val="26"/>
+          <w:szCs w:val="26"/>
+          <w:rtl w:val="0"/>
+        </w:rPr>
+        <w:t xml:space="preserve">4.4 테스트 격리 (Test Isolation)</w:t>
+      </w:r>
+    </w:p>
+    <w:p>
+      <w:pPr>
+        <w:spacing w:after="240" w:before="240" w:lineRule="auto"/>
+        <w:rPr/>
+      </w:pPr>
+      <w:r>
+        <w:rPr>
+          <w:rFonts w:ascii="Arial Unicode MS" w:cs="Arial Unicode MS" w:eastAsia="Arial Unicode MS" w:hAnsi="Arial Unicode MS"/>
+          <w:rtl w:val="0"/>
+        </w:rPr>
+        <w:t xml:space="preserve">CI/CD 파이프라인이나 로컬 테스트(</w:t>
+      </w:r>
+      <w:r>
+        <w:rPr>
+          <w:rFonts w:ascii="Roboto Mono" w:cs="Roboto Mono" w:eastAsia="Roboto Mono" w:hAnsi="Roboto Mono"/>
+          <w:color w:val="188038"/>
+          <w:rtl w:val="0"/>
+        </w:rPr>
+        <w:t xml:space="preserve">pytest</w:t>
+      </w:r>
+      <w:r>
+        <w:rPr>
+          <w:rFonts w:ascii="Arial Unicode MS" w:cs="Arial Unicode MS" w:eastAsia="Arial Unicode MS" w:hAnsi="Arial Unicode MS"/>
+          <w:rtl w:val="0"/>
+        </w:rPr>
+        <w:t xml:space="preserve">) 실행 시에는 불필요한 데이터 적재로 인한 속도 저하와 데이터 충돌을 방지하기 위해 </w:t>
+      </w:r>
+      <w:r>
+        <w:rPr>
+          <w:rFonts w:ascii="Arial Unicode MS" w:cs="Arial Unicode MS" w:eastAsia="Arial Unicode MS" w:hAnsi="Arial Unicode MS"/>
+          <w:b w:val="1"/>
+          <w:bCs w:val="1"/>
+          <w:rtl w:val="0"/>
+        </w:rPr>
+        <w:t xml:space="preserve">Auto-Setup이 자동으로 비활성화</w:t>
+      </w:r>
+      <w:r>
+        <w:rPr>
+          <w:rFonts w:ascii="Arial Unicode MS" w:cs="Arial Unicode MS" w:eastAsia="Arial Unicode MS" w:hAnsi="Arial Unicode MS"/>
+          <w:rtl w:val="0"/>
+        </w:rPr>
+        <w:t xml:space="preserve">됩니다.</w:t>
+      </w:r>
+    </w:p>
+    <w:p>
+      <w:pPr>
+        <w:numPr>
+          <w:ilvl w:val="0"/>
+          <w:numId w:val="6"/>
+        </w:numPr>
+        <w:spacing w:after="0" w:afterAutospacing="0" w:before="240" w:lineRule="auto"/>
+        <w:ind w:left="720" w:hanging="360"/>
+      </w:pPr>
+      <w:r>
+        <w:rPr>
+          <w:rFonts w:ascii="Arial Unicode MS" w:cs="Arial Unicode MS" w:eastAsia="Arial Unicode MS" w:hAnsi="Arial Unicode MS"/>
+          <w:b w:val="1"/>
+          <w:bCs w:val="1"/>
+          <w:rtl w:val="0"/>
+        </w:rPr>
+        <w:t xml:space="preserve">감지 로직:</w:t>
+      </w:r>
+      <w:r>
+        <w:rPr>
+          <w:rtl w:val="0"/>
+        </w:rPr>
+        <w:t xml:space="preserve"> </w:t>
+      </w:r>
+      <w:r>
+        <w:rPr>
+          <w:rFonts w:ascii="Roboto Mono" w:cs="Roboto Mono" w:eastAsia="Roboto Mono" w:hAnsi="Roboto Mono"/>
+          <w:color w:val="188038"/>
+          <w:rtl w:val="0"/>
+        </w:rPr>
+        <w:t xml:space="preserve">apps.py</w:t>
+      </w:r>
+      <w:r>
+        <w:rPr>
+          <w:rFonts w:ascii="Arial Unicode MS" w:cs="Arial Unicode MS" w:eastAsia="Arial Unicode MS" w:hAnsi="Arial Unicode MS"/>
+          <w:rtl w:val="0"/>
+        </w:rPr>
+        <w:t xml:space="preserve">의 </w:t>
+      </w:r>
+      <w:r>
+        <w:rPr>
+          <w:rFonts w:ascii="Roboto Mono" w:cs="Roboto Mono" w:eastAsia="Roboto Mono" w:hAnsi="Roboto Mono"/>
+          <w:color w:val="188038"/>
+          <w:rtl w:val="0"/>
+        </w:rPr>
+        <w:t xml:space="preserve">ready()</w:t>
+      </w:r>
+      <w:r>
+        <w:rPr>
+          <w:rFonts w:ascii="Arial Unicode MS" w:cs="Arial Unicode MS" w:eastAsia="Arial Unicode MS" w:hAnsi="Arial Unicode MS"/>
+          <w:rtl w:val="0"/>
+        </w:rPr>
+        <w:t xml:space="preserve"> 메서드에서 </w:t>
+      </w:r>
+      <w:r>
+        <w:rPr>
+          <w:rFonts w:ascii="Roboto Mono" w:cs="Roboto Mono" w:eastAsia="Roboto Mono" w:hAnsi="Roboto Mono"/>
+          <w:color w:val="188038"/>
+          <w:rtl w:val="0"/>
+        </w:rPr>
+        <w:t xml:space="preserve">sys.modules</w:t>
+      </w:r>
+      <w:r>
+        <w:rPr>
+          <w:rFonts w:ascii="Arial Unicode MS" w:cs="Arial Unicode MS" w:eastAsia="Arial Unicode MS" w:hAnsi="Arial Unicode MS"/>
+          <w:rtl w:val="0"/>
+        </w:rPr>
+        <w:t xml:space="preserve">에 </w:t>
+      </w:r>
+      <w:r>
+        <w:rPr>
+          <w:rFonts w:ascii="Roboto Mono" w:cs="Roboto Mono" w:eastAsia="Roboto Mono" w:hAnsi="Roboto Mono"/>
+          <w:color w:val="188038"/>
+          <w:rtl w:val="0"/>
+        </w:rPr>
+        <w:t xml:space="preserve">pytest</w:t>
+      </w:r>
+      <w:r>
+        <w:rPr>
+          <w:rFonts w:ascii="Arial Unicode MS" w:cs="Arial Unicode MS" w:eastAsia="Arial Unicode MS" w:hAnsi="Arial Unicode MS"/>
+          <w:rtl w:val="0"/>
+        </w:rPr>
+        <w:t xml:space="preserve">가 로드되었거나, 실행 인자가 </w:t>
+      </w:r>
+      <w:r>
+        <w:rPr>
+          <w:rFonts w:ascii="Roboto Mono" w:cs="Roboto Mono" w:eastAsia="Roboto Mono" w:hAnsi="Roboto Mono"/>
+          <w:color w:val="188038"/>
+          <w:rtl w:val="0"/>
+        </w:rPr>
+        <w:t xml:space="preserve">test</w:t>
+      </w:r>
+      <w:r>
+        <w:rPr>
+          <w:rFonts w:ascii="Arial Unicode MS" w:cs="Arial Unicode MS" w:eastAsia="Arial Unicode MS" w:hAnsi="Arial Unicode MS"/>
+          <w:rtl w:val="0"/>
+        </w:rPr>
+        <w:t xml:space="preserve">인 경우 시그널 연결을 차단합니다.</w:t>
+      </w:r>
+    </w:p>
+    <w:p>
+      <w:pPr>
+        <w:numPr>
+          <w:ilvl w:val="0"/>
+          <w:numId w:val="6"/>
+        </w:numPr>
+        <w:spacing w:after="240" w:before="0" w:beforeAutospacing="0" w:lineRule="auto"/>
+        <w:ind w:left="720" w:hanging="360"/>
+      </w:pPr>
+      <w:r>
+        <w:rPr>
+          <w:rFonts w:ascii="Arial Unicode MS" w:cs="Arial Unicode MS" w:eastAsia="Arial Unicode MS" w:hAnsi="Arial Unicode MS"/>
+          <w:b w:val="1"/>
+          <w:bCs w:val="1"/>
+          <w:rtl w:val="0"/>
+        </w:rPr>
+        <w:t xml:space="preserve">효과:</w:t>
+      </w:r>
+      <w:r>
+        <w:rPr>
+          <w:rFonts w:ascii="Arial Unicode MS" w:cs="Arial Unicode MS" w:eastAsia="Arial Unicode MS" w:hAnsi="Arial Unicode MS"/>
+          <w:rtl w:val="0"/>
+        </w:rPr>
+        <w:t xml:space="preserve"> 순수한 테스트 DB 환경에서 단위 테스트가 수행됨을 보장합니다.</w:t>
+      </w:r>
+    </w:p>
+    <w:p>
+      <w:pPr>
+        <w:rPr/>
+      </w:pPr>
+      <w:r>
+        <w:rPr>
+          <w:rtl w:val="0"/>
+        </w:rPr>
+      </w:r>
+    </w:p>
+    <w:p>
+      <w:pPr>
+        <w:rPr/>
+      </w:pPr>
+      <w:r>
+        <w:pict>
+          <v:rect style="width:0.0pt;height:1.5pt" o:hr="t" o:hrstd="t" o:hralign="center" fillcolor="#A0A0A0" stroked="f"/>
+        </w:pict>
+      </w:r>
+      <w:r>
+        <w:rPr>
+          <w:rtl w:val="0"/>
+        </w:rPr>
+      </w:r>
+    </w:p>
+    <w:p>
+      <w:pPr>
+        <w:pStyle w:val="Heading2"/>
+        <w:spacing w:after="80" w:before="360" w:lineRule="auto"/>
+        <w:rPr>
+          <w:sz w:val="34"/>
+          <w:szCs w:val="34"/>
+        </w:rPr>
+      </w:pPr>
+      <w:bookmarkStart w:colFirst="0" w:colLast="0" w:name="_uw56ckldmlr3" w:id="20"/>
+      <w:bookmarkEnd w:id="20"/>
+      <w:r>
+        <w:rPr>
+          <w:rFonts w:ascii="Arial Unicode MS" w:cs="Arial Unicode MS" w:eastAsia="Arial Unicode MS" w:hAnsi="Arial Unicode MS"/>
+          <w:sz w:val="34"/>
+          <w:szCs w:val="34"/>
+          <w:rtl w:val="0"/>
+        </w:rPr>
+        <w:t xml:space="preserve">5. 테스트 및 품질 관리 (Testing &amp; QA)</w:t>
+      </w:r>
+    </w:p>
+    <w:p>
+      <w:pPr>
+        <w:spacing w:after="240" w:before="240" w:lineRule="auto"/>
+        <w:rPr/>
+      </w:pPr>
+      <w:r>
+        <w:rPr>
+          <w:rFonts w:ascii="Arial Unicode MS" w:cs="Arial Unicode MS" w:eastAsia="Arial Unicode MS" w:hAnsi="Arial Unicode MS"/>
+          <w:rtl w:val="0"/>
+        </w:rPr>
+        <w:t xml:space="preserve">본 프로젝트는 </w:t>
+      </w:r>
+      <w:r>
+        <w:rPr>
+          <w:rFonts w:ascii="Roboto Mono" w:cs="Roboto Mono" w:eastAsia="Roboto Mono" w:hAnsi="Roboto Mono"/>
+          <w:color w:val="188038"/>
+          <w:rtl w:val="0"/>
+        </w:rPr>
+        <w:t xml:space="preserve">pytest</w:t>
+      </w:r>
+      <w:r>
+        <w:rPr>
+          <w:rFonts w:ascii="Arial Unicode MS" w:cs="Arial Unicode MS" w:eastAsia="Arial Unicode MS" w:hAnsi="Arial Unicode MS"/>
+          <w:rtl w:val="0"/>
+        </w:rPr>
+        <w:t xml:space="preserve">를 사용하여 테스트를 수행하며, </w:t>
+      </w:r>
+      <w:r>
+        <w:rPr>
+          <w:rFonts w:ascii="Roboto Mono" w:cs="Roboto Mono" w:eastAsia="Roboto Mono" w:hAnsi="Roboto Mono"/>
+          <w:color w:val="188038"/>
+          <w:rtl w:val="0"/>
+        </w:rPr>
+        <w:t xml:space="preserve">ruff</w:t>
+      </w:r>
+      <w:r>
+        <w:rPr>
+          <w:rFonts w:ascii="Arial Unicode MS" w:cs="Arial Unicode MS" w:eastAsia="Arial Unicode MS" w:hAnsi="Arial Unicode MS"/>
+          <w:rtl w:val="0"/>
+        </w:rPr>
+        <w:t xml:space="preserve">와 </w:t>
+      </w:r>
+      <w:r>
+        <w:rPr>
+          <w:rFonts w:ascii="Roboto Mono" w:cs="Roboto Mono" w:eastAsia="Roboto Mono" w:hAnsi="Roboto Mono"/>
+          <w:color w:val="188038"/>
+          <w:rtl w:val="0"/>
+        </w:rPr>
+        <w:t xml:space="preserve">black</w:t>
+      </w:r>
+      <w:r>
+        <w:rPr>
+          <w:rFonts w:ascii="Arial Unicode MS" w:cs="Arial Unicode MS" w:eastAsia="Arial Unicode MS" w:hAnsi="Arial Unicode MS"/>
+          <w:rtl w:val="0"/>
+        </w:rPr>
+        <w:t xml:space="preserve">으로 코드 스타일을 관리합니다.</w:t>
+      </w:r>
+    </w:p>
+    <w:p>
+      <w:pPr>
+        <w:pStyle w:val="Heading3"/>
+        <w:spacing w:after="80" w:before="280" w:lineRule="auto"/>
+        <w:rPr>
+          <w:sz w:val="26"/>
+          <w:szCs w:val="26"/>
+        </w:rPr>
+      </w:pPr>
+      <w:bookmarkStart w:colFirst="0" w:colLast="0" w:name="_5pynl1pkxgxx" w:id="21"/>
+      <w:bookmarkEnd w:id="21"/>
+      <w:r>
+        <w:rPr>
+          <w:rFonts w:ascii="Arial Unicode MS" w:cs="Arial Unicode MS" w:eastAsia="Arial Unicode MS" w:hAnsi="Arial Unicode MS"/>
+          <w:sz w:val="26"/>
+          <w:szCs w:val="26"/>
+          <w:rtl w:val="0"/>
+        </w:rPr>
+        <w:t xml:space="preserve">5.1 테스트 실행</w:t>
+      </w:r>
+    </w:p>
+    <w:p>
+      <w:pPr>
+        <w:rPr/>
+      </w:pPr>
+      <w:r>
+        <w:rPr>
+          <w:rtl w:val="0"/>
+        </w:rPr>
+        <w:t xml:space="preserve">Bash</w:t>
+      </w:r>
+    </w:p>
+    <w:p>
+      <w:pPr>
+        <w:rPr>
+          <w:rFonts w:ascii="Roboto Mono" w:cs="Roboto Mono" w:eastAsia="Roboto Mono" w:hAnsi="Roboto Mono"/>
+          <w:color w:val="188038"/>
+        </w:rPr>
+      </w:pPr>
+      <w:r>
+        <w:rPr>
+          <w:color w:val="188038"/>
+          <w:rtl w:val="0"/>
+        </w:rPr>
+        <w:t xml:space="preserve"></w:t>
+      </w:r>
+      <w:r>
+        <w:rPr>
+          <w:rFonts w:ascii="Arial Unicode MS" w:cs="Arial Unicode MS" w:eastAsia="Arial Unicode MS" w:hAnsi="Arial Unicode MS"/>
+          <w:color w:val="188038"/>
+          <w:rtl w:val="0"/>
+        </w:rPr>
+        <w:t xml:space="preserve"># 전체 테스트 실행</w:t>
+      </w:r>
+    </w:p>
+    <w:p>
+      <w:pPr>
+        <w:rPr>
+          <w:rFonts w:ascii="Roboto Mono" w:cs="Roboto Mono" w:eastAsia="Roboto Mono" w:hAnsi="Roboto Mono"/>
+          <w:color w:val="188038"/>
+        </w:rPr>
+      </w:pPr>
+      <w:r>
+        <w:rPr>
+          <w:rFonts w:ascii="Roboto Mono" w:cs="Roboto Mono" w:eastAsia="Roboto Mono" w:hAnsi="Roboto Mono"/>
+          <w:color w:val="188038"/>
+          <w:rtl w:val="0"/>
+        </w:rPr>
+        <w:t xml:space="preserve">pytest</w:t>
+      </w:r>
+    </w:p>
+    <w:p>
+      <w:pPr>
+        <w:rPr>
+          <w:rFonts w:ascii="Roboto Mono" w:cs="Roboto Mono" w:eastAsia="Roboto Mono" w:hAnsi="Roboto Mono"/>
+          <w:color w:val="188038"/>
+        </w:rPr>
+      </w:pPr>
+      <w:r>
+        <w:rPr>
+          <w:rtl w:val="0"/>
+        </w:rPr>
+      </w:r>
+    </w:p>
+    <w:p>
+      <w:pPr>
+        <w:rPr>
+          <w:rFonts w:ascii="Roboto Mono" w:cs="Roboto Mono" w:eastAsia="Roboto Mono" w:hAnsi="Roboto Mono"/>
+          <w:color w:val="188038"/>
+        </w:rPr>
+      </w:pPr>
+      <w:r>
+        <w:rPr>
+          <w:rFonts w:ascii="Arial Unicode MS" w:cs="Arial Unicode MS" w:eastAsia="Arial Unicode MS" w:hAnsi="Arial Unicode MS"/>
+          <w:color w:val="188038"/>
+          <w:rtl w:val="0"/>
+        </w:rPr>
+        <w:t xml:space="preserve"># 특정 파일만 테스트</w:t>
+      </w:r>
+    </w:p>
+    <w:p>
+      <w:pPr>
+        <w:rPr>
+          <w:rFonts w:ascii="Roboto Mono" w:cs="Roboto Mono" w:eastAsia="Roboto Mono" w:hAnsi="Roboto Mono"/>
+          <w:color w:val="188038"/>
+        </w:rPr>
+      </w:pPr>
+      <w:r>
+        <w:rPr>
+          <w:rFonts w:ascii="Roboto Mono" w:cs="Roboto Mono" w:eastAsia="Roboto Mono" w:hAnsi="Roboto Mono"/>
+          <w:color w:val="188038"/>
+          <w:rtl w:val="0"/>
+        </w:rPr>
+        <w:t xml:space="preserve">pytest input_data/tests/management/test_init_base_data.py</w:t>
+      </w:r>
+    </w:p>
+    <w:p>
+      <w:pPr>
+        <w:rPr>
+          <w:rFonts w:ascii="Roboto Mono" w:cs="Roboto Mono" w:eastAsia="Roboto Mono" w:hAnsi="Roboto Mono"/>
+          <w:color w:val="188038"/>
+        </w:rPr>
+      </w:pPr>
+      <w:r>
+        <w:rPr>
+          <w:rtl w:val="0"/>
+        </w:rPr>
+      </w:r>
+    </w:p>
+    <w:p>
+      <w:pPr>
+        <w:rPr>
+          <w:rFonts w:ascii="Roboto Mono" w:cs="Roboto Mono" w:eastAsia="Roboto Mono" w:hAnsi="Roboto Mono"/>
+          <w:color w:val="188038"/>
+        </w:rPr>
+      </w:pPr>
+      <w:r>
+        <w:rPr>
+          <w:rFonts w:ascii="Arial Unicode MS" w:cs="Arial Unicode MS" w:eastAsia="Arial Unicode MS" w:hAnsi="Arial Unicode MS"/>
+          <w:color w:val="188038"/>
+          <w:rtl w:val="0"/>
+        </w:rPr>
+        <w:t xml:space="preserve"># 커버리지 리포트 생성 (옵션)</w:t>
+      </w:r>
+    </w:p>
+    <w:p>
+      <w:pPr>
+        <w:rPr>
+          <w:rFonts w:ascii="Roboto Mono" w:cs="Roboto Mono" w:eastAsia="Roboto Mono" w:hAnsi="Roboto Mono"/>
+          <w:color w:val="188038"/>
+        </w:rPr>
+      </w:pPr>
+      <w:r>
+        <w:rPr>
+          <w:rFonts w:ascii="Roboto Mono" w:cs="Roboto Mono" w:eastAsia="Roboto Mono" w:hAnsi="Roboto Mono"/>
+          <w:color w:val="188038"/>
+          <w:rtl w:val="0"/>
+        </w:rPr>
+        <w:t xml:space="preserve">pytest --cov=input_data --cov-report=html</w:t>
+      </w:r>
+    </w:p>
+    <w:p>
+      <w:pPr>
+        <w:pStyle w:val="Heading3"/>
+        <w:spacing w:after="80" w:before="280" w:lineRule="auto"/>
+        <w:rPr>
+          <w:sz w:val="26"/>
+          <w:szCs w:val="26"/>
+        </w:rPr>
+      </w:pPr>
+      <w:bookmarkStart w:colFirst="0" w:colLast="0" w:name="_rfk5hw6tuh9h" w:id="22"/>
+      <w:bookmarkEnd w:id="22"/>
+      <w:r>
+        <w:rPr>
+          <w:b w:val="0"/>
+          <w:bCs w:val="0"/>
+          <w:color w:val="188038"/>
+          <w:sz w:val="22"/>
+          <w:szCs w:val="22"/>
+          <w:rtl w:val="0"/>
+        </w:rPr>
+        <w:t xml:space="preserve"></w:t>
+      </w:r>
+      <w:r>
+        <w:rPr>
+          <w:rFonts w:ascii="Arial Unicode MS" w:cs="Arial Unicode MS" w:eastAsia="Arial Unicode MS" w:hAnsi="Arial Unicode MS"/>
+          <w:sz w:val="26"/>
+          <w:szCs w:val="26"/>
+          <w:rtl w:val="0"/>
+        </w:rPr>
+        <w:t xml:space="preserve">5.2 코드 품질 자동화 (Code Quality Automation)</w:t>
+      </w:r>
+    </w:p>
+    <w:p>
+      <w:pPr>
+        <w:spacing w:after="240" w:before="240" w:lineRule="auto"/>
+        <w:rPr/>
+      </w:pPr>
+      <w:r>
+        <w:rPr>
+          <w:rFonts w:ascii="Arial Unicode MS" w:cs="Arial Unicode MS" w:eastAsia="Arial Unicode MS" w:hAnsi="Arial Unicode MS"/>
+          <w:rtl w:val="0"/>
+        </w:rPr>
+        <w:t xml:space="preserve">본 프로젝트는 </w:t>
+      </w:r>
+      <w:r>
+        <w:rPr>
+          <w:rFonts w:ascii="Roboto Mono" w:cs="Roboto Mono" w:eastAsia="Roboto Mono" w:hAnsi="Roboto Mono"/>
+          <w:color w:val="188038"/>
+          <w:rtl w:val="0"/>
+        </w:rPr>
+        <w:t xml:space="preserve">pre-commit</w:t>
+      </w:r>
+      <w:r>
+        <w:rPr>
+          <w:rFonts w:ascii="Arial Unicode MS" w:cs="Arial Unicode MS" w:eastAsia="Arial Unicode MS" w:hAnsi="Arial Unicode MS"/>
+          <w:rtl w:val="0"/>
+        </w:rPr>
+        <w:t xml:space="preserve"> 도구를 사용하여 커밋 단계에서 코드 스타일과 오류를 자동으로 잡아냅니다.</w:t>
+      </w:r>
+    </w:p>
+    <w:p>
+      <w:pPr>
+        <w:pStyle w:val="Heading4"/>
+        <w:spacing w:after="40" w:before="240" w:lineRule="auto"/>
+        <w:rPr>
+          <w:sz w:val="22"/>
+          <w:szCs w:val="22"/>
+        </w:rPr>
+      </w:pPr>
+      <w:bookmarkStart w:colFirst="0" w:colLast="0" w:name="_oidz9enq6f33" w:id="23"/>
+      <w:bookmarkEnd w:id="23"/>
+      <w:r>
+        <w:rPr>
+          <w:rFonts w:ascii="Arial Unicode MS" w:cs="Arial Unicode MS" w:eastAsia="Arial Unicode MS" w:hAnsi="Arial Unicode MS"/>
+          <w:sz w:val="22"/>
+          <w:szCs w:val="22"/>
+          <w:rtl w:val="0"/>
+        </w:rPr>
+        <w:t xml:space="preserve">1. 자동 동작 원리</w:t>
+      </w:r>
+    </w:p>
+    <w:p>
+      <w:pPr>
+        <w:numPr>
+          <w:ilvl w:val="0"/>
+          <w:numId w:val="14"/>
+        </w:numPr>
+        <w:spacing w:after="0" w:afterAutospacing="0" w:before="240" w:lineRule="auto"/>
+        <w:ind w:left="720" w:hanging="360"/>
+      </w:pPr>
+      <w:r>
+        <w:rPr>
+          <w:rFonts w:ascii="Arial Unicode MS" w:cs="Arial Unicode MS" w:eastAsia="Arial Unicode MS" w:hAnsi="Arial Unicode MS"/>
+          <w:rtl w:val="0"/>
+        </w:rPr>
+        <w:t xml:space="preserve">개발자가 </w:t>
+      </w:r>
+      <w:r>
+        <w:rPr>
+          <w:rFonts w:ascii="Roboto Mono" w:cs="Roboto Mono" w:eastAsia="Roboto Mono" w:hAnsi="Roboto Mono"/>
+          <w:color w:val="188038"/>
+          <w:rtl w:val="0"/>
+        </w:rPr>
+        <w:t xml:space="preserve">git commit</w:t>
+      </w:r>
+      <w:r>
+        <w:rPr>
+          <w:rFonts w:ascii="Arial Unicode MS" w:cs="Arial Unicode MS" w:eastAsia="Arial Unicode MS" w:hAnsi="Arial Unicode MS"/>
+          <w:rtl w:val="0"/>
+        </w:rPr>
+        <w:t xml:space="preserve"> 명령을 실행하면, </w:t>
+      </w:r>
+      <w:r>
+        <w:rPr>
+          <w:rFonts w:ascii="Roboto Mono" w:cs="Roboto Mono" w:eastAsia="Roboto Mono" w:hAnsi="Roboto Mono"/>
+          <w:color w:val="188038"/>
+          <w:rtl w:val="0"/>
+        </w:rPr>
+        <w:t xml:space="preserve">.pre-commit-config.yaml</w:t>
+      </w:r>
+      <w:r>
+        <w:rPr>
+          <w:rFonts w:ascii="Arial Unicode MS" w:cs="Arial Unicode MS" w:eastAsia="Arial Unicode MS" w:hAnsi="Arial Unicode MS"/>
+          <w:rtl w:val="0"/>
+        </w:rPr>
+        <w:t xml:space="preserve">에 정의된 룰에 따라 **Black(포맷팅)**과 **Ruff(린팅)**가 자동으로 실행됩니다.</w:t>
+      </w:r>
+    </w:p>
+    <w:p>
+      <w:pPr>
+        <w:numPr>
+          <w:ilvl w:val="0"/>
+          <w:numId w:val="14"/>
+        </w:numPr>
+        <w:spacing w:after="0" w:afterAutospacing="0" w:before="0" w:beforeAutospacing="0" w:lineRule="auto"/>
+        <w:ind w:left="720" w:hanging="360"/>
+      </w:pPr>
+      <w:r>
+        <w:rPr>
+          <w:rFonts w:ascii="Arial Unicode MS" w:cs="Arial Unicode MS" w:eastAsia="Arial Unicode MS" w:hAnsi="Arial Unicode MS"/>
+          <w:b w:val="1"/>
+          <w:bCs w:val="1"/>
+          <w:rtl w:val="0"/>
+        </w:rPr>
+        <w:t xml:space="preserve">검사 실패 시:</w:t>
+      </w:r>
+      <w:r>
+        <w:rPr>
+          <w:rFonts w:ascii="Arial Unicode MS" w:cs="Arial Unicode MS" w:eastAsia="Arial Unicode MS" w:hAnsi="Arial Unicode MS"/>
+          <w:rtl w:val="0"/>
+        </w:rPr>
+        <w:t xml:space="preserve"> 커밋이 중단됩니다.</w:t>
+      </w:r>
+    </w:p>
+    <w:p>
+      <w:pPr>
+        <w:numPr>
+          <w:ilvl w:val="1"/>
+          <w:numId w:val="14"/>
+        </w:numPr>
+        <w:spacing w:after="0" w:afterAutospacing="0" w:before="0" w:beforeAutospacing="0" w:lineRule="auto"/>
+        <w:ind w:left="1440" w:hanging="360"/>
+      </w:pPr>
+      <w:r>
+        <w:rPr>
+          <w:b w:val="1"/>
+          <w:bCs w:val="1"/>
+          <w:rtl w:val="0"/>
+        </w:rPr>
+        <w:t xml:space="preserve">Black:</w:t>
+      </w:r>
+      <w:r>
+        <w:rPr>
+          <w:rFonts w:ascii="Arial Unicode MS" w:cs="Arial Unicode MS" w:eastAsia="Arial Unicode MS" w:hAnsi="Arial Unicode MS"/>
+          <w:rtl w:val="0"/>
+        </w:rPr>
+        <w:t xml:space="preserve"> 코드를 자동으로 수정해 줍니다. 수정된 파일을 다시 </w:t>
+      </w:r>
+      <w:r>
+        <w:rPr>
+          <w:rFonts w:ascii="Roboto Mono" w:cs="Roboto Mono" w:eastAsia="Roboto Mono" w:hAnsi="Roboto Mono"/>
+          <w:color w:val="188038"/>
+          <w:rtl w:val="0"/>
+        </w:rPr>
+        <w:t xml:space="preserve">git add</w:t>
+      </w:r>
+      <w:r>
+        <w:rPr>
+          <w:rFonts w:ascii="Arial Unicode MS" w:cs="Arial Unicode MS" w:eastAsia="Arial Unicode MS" w:hAnsi="Arial Unicode MS"/>
+          <w:rtl w:val="0"/>
+        </w:rPr>
+        <w:t xml:space="preserve"> 하고 커밋하면 됩니다.</w:t>
+      </w:r>
+    </w:p>
+    <w:p>
+      <w:pPr>
+        <w:numPr>
+          <w:ilvl w:val="1"/>
+          <w:numId w:val="14"/>
+        </w:numPr>
+        <w:spacing w:after="240" w:before="0" w:beforeAutospacing="0" w:lineRule="auto"/>
+        <w:ind w:left="1440" w:hanging="360"/>
+      </w:pPr>
+      <w:r>
+        <w:rPr>
+          <w:b w:val="1"/>
+          <w:bCs w:val="1"/>
+          <w:rtl w:val="0"/>
+        </w:rPr>
+        <w:t xml:space="preserve">Ruff:</w:t>
+      </w:r>
+      <w:r>
+        <w:rPr>
+          <w:rFonts w:ascii="Arial Unicode MS" w:cs="Arial Unicode MS" w:eastAsia="Arial Unicode MS" w:hAnsi="Arial Unicode MS"/>
+          <w:rtl w:val="0"/>
+        </w:rPr>
+        <w:t xml:space="preserve"> 수정 가능한 오류는 고쳐주지만, 로직 오류는 직접 수정해야 합니다.</w:t>
+      </w:r>
+    </w:p>
+    <w:p>
+      <w:pPr>
+        <w:pStyle w:val="Heading4"/>
+        <w:spacing w:after="40" w:before="240" w:lineRule="auto"/>
+        <w:rPr>
+          <w:sz w:val="22"/>
+          <w:szCs w:val="22"/>
+        </w:rPr>
+      </w:pPr>
+      <w:bookmarkStart w:colFirst="0" w:colLast="0" w:name="_tgw57fyzf3pe" w:id="24"/>
+      <w:bookmarkEnd w:id="24"/>
+      <w:r>
+        <w:rPr>
+          <w:rFonts w:ascii="Arial Unicode MS" w:cs="Arial Unicode MS" w:eastAsia="Arial Unicode MS" w:hAnsi="Arial Unicode MS"/>
+          <w:sz w:val="22"/>
+          <w:szCs w:val="22"/>
+          <w:rtl w:val="0"/>
+        </w:rPr>
+        <w:t xml:space="preserve">2. 수동 실행 (전체 파일 검사)</w:t>
+      </w:r>
+    </w:p>
+    <w:p>
+      <w:pPr>
+        <w:spacing w:after="240" w:before="240" w:lineRule="auto"/>
+        <w:rPr/>
+      </w:pPr>
+      <w:r>
+        <w:rPr>
+          <w:rFonts w:ascii="Arial Unicode MS" w:cs="Arial Unicode MS" w:eastAsia="Arial Unicode MS" w:hAnsi="Arial Unicode MS"/>
+          <w:rtl w:val="0"/>
+        </w:rPr>
+        <w:t xml:space="preserve">변경된 파일뿐만 아니라 프로젝트 전체 파일에 대해 검사를 수행하고 싶을 때 사용합니다.</w:t>
+      </w:r>
+    </w:p>
+    <w:p>
+      <w:pPr>
+        <w:spacing w:after="80" w:before="280" w:lineRule="auto"/>
+        <w:rPr/>
+      </w:pPr>
+      <w:r>
+        <w:rPr>
+          <w:rtl w:val="0"/>
+        </w:rPr>
+        <w:t xml:space="preserve">Bash</w:t>
+      </w:r>
+    </w:p>
+    <w:p>
+      <w:pPr>
+        <w:spacing w:after="80" w:before="280" w:lineRule="auto"/>
+        <w:rPr>
+          <w:rFonts w:ascii="Roboto Mono" w:cs="Roboto Mono" w:eastAsia="Roboto Mono" w:hAnsi="Roboto Mono"/>
+          <w:color w:val="188038"/>
+        </w:rPr>
+      </w:pPr>
+      <w:r>
+        <w:rPr>
+          <w:color w:val="188038"/>
+          <w:rtl w:val="0"/>
+        </w:rPr>
+        <w:t xml:space="preserve"></w:t>
+      </w:r>
+      <w:r>
+        <w:rPr>
+          <w:rFonts w:ascii="Arial Unicode MS" w:cs="Arial Unicode MS" w:eastAsia="Arial Unicode MS" w:hAnsi="Arial Unicode MS"/>
+          <w:color w:val="188038"/>
+          <w:rtl w:val="0"/>
+        </w:rPr>
+        <w:t xml:space="preserve"># 모든 파일에 대해 pre-commit 검사 수행</w:t>
+      </w:r>
+    </w:p>
+    <w:p>
+      <w:pPr>
+        <w:spacing w:after="80" w:before="280" w:lineRule="auto"/>
+        <w:rPr>
+          <w:rFonts w:ascii="Roboto Mono" w:cs="Roboto Mono" w:eastAsia="Roboto Mono" w:hAnsi="Roboto Mono"/>
+          <w:color w:val="188038"/>
+        </w:rPr>
+      </w:pPr>
+      <w:r>
+        <w:rPr>
+          <w:rFonts w:ascii="Roboto Mono" w:cs="Roboto Mono" w:eastAsia="Roboto Mono" w:hAnsi="Roboto Mono"/>
+          <w:color w:val="188038"/>
+          <w:rtl w:val="0"/>
+        </w:rPr>
+        <w:t xml:space="preserve">pre-commit run --all-files</w:t>
+      </w:r>
+    </w:p>
+    <w:p>
+      <w:pPr>
+        <w:pStyle w:val="Heading4"/>
+        <w:spacing w:after="40" w:before="240" w:lineRule="auto"/>
+        <w:rPr>
+          <w:sz w:val="22"/>
+          <w:szCs w:val="22"/>
+        </w:rPr>
+      </w:pPr>
+      <w:bookmarkStart w:colFirst="0" w:colLast="0" w:name="_uhal2hn5dpc" w:id="25"/>
+      <w:bookmarkEnd w:id="25"/>
+      <w:r>
+        <w:rPr>
+          <w:b w:val="0"/>
+          <w:bCs w:val="0"/>
+          <w:color w:val="188038"/>
+          <w:sz w:val="22"/>
+          <w:szCs w:val="22"/>
+          <w:rtl w:val="0"/>
+        </w:rPr>
+        <w:t xml:space="preserve"></w:t>
+      </w:r>
+      <w:r>
+        <w:rPr>
+          <w:rFonts w:ascii="Arial Unicode MS" w:cs="Arial Unicode MS" w:eastAsia="Arial Unicode MS" w:hAnsi="Arial Unicode MS"/>
+          <w:sz w:val="22"/>
+          <w:szCs w:val="22"/>
+          <w:rtl w:val="0"/>
+        </w:rPr>
+        <w:t xml:space="preserve">3. 개별 도구 실행 (옵션)</w:t>
+      </w:r>
+    </w:p>
+    <w:p>
+      <w:pPr>
+        <w:spacing w:after="240" w:before="240" w:lineRule="auto"/>
+        <w:rPr/>
+      </w:pPr>
+      <w:r>
+        <w:rPr>
+          <w:rFonts w:ascii="Arial Unicode MS" w:cs="Arial Unicode MS" w:eastAsia="Arial Unicode MS" w:hAnsi="Arial Unicode MS"/>
+          <w:rtl w:val="0"/>
+        </w:rPr>
+        <w:t xml:space="preserve">특정 도구만 단독으로 실행하고 싶을 때 사용합니다.</w:t>
+      </w:r>
+    </w:p>
+    <w:p>
+      <w:pPr>
+        <w:spacing w:after="80" w:before="280" w:lineRule="auto"/>
+        <w:rPr/>
+      </w:pPr>
+      <w:r>
+        <w:rPr>
+          <w:rtl w:val="0"/>
+        </w:rPr>
+        <w:t xml:space="preserve">Bash</w:t>
+      </w:r>
+    </w:p>
+    <w:p>
+      <w:pPr>
+        <w:spacing w:after="80" w:before="280" w:lineRule="auto"/>
+        <w:rPr>
+          <w:rFonts w:ascii="Roboto Mono" w:cs="Roboto Mono" w:eastAsia="Roboto Mono" w:hAnsi="Roboto Mono"/>
+          <w:color w:val="188038"/>
+        </w:rPr>
+      </w:pPr>
+      <w:r>
+        <w:rPr>
+          <w:color w:val="188038"/>
+          <w:rtl w:val="0"/>
+        </w:rPr>
+        <w:t xml:space="preserve"></w:t>
+      </w:r>
+      <w:r>
+        <w:rPr>
+          <w:rFonts w:ascii="Arial Unicode MS" w:cs="Arial Unicode MS" w:eastAsia="Arial Unicode MS" w:hAnsi="Arial Unicode MS"/>
+          <w:color w:val="188038"/>
+          <w:rtl w:val="0"/>
+        </w:rPr>
+        <w:t xml:space="preserve"># Black (코드 포맷팅) 실행</w:t>
+      </w:r>
+    </w:p>
+    <w:p>
+      <w:pPr>
+        <w:spacing w:after="80" w:before="280" w:lineRule="auto"/>
+        <w:rPr>
+          <w:rFonts w:ascii="Roboto Mono" w:cs="Roboto Mono" w:eastAsia="Roboto Mono" w:hAnsi="Roboto Mono"/>
+          <w:color w:val="188038"/>
+        </w:rPr>
+      </w:pPr>
+      <w:r>
+        <w:rPr>
+          <w:rFonts w:ascii="Roboto Mono" w:cs="Roboto Mono" w:eastAsia="Roboto Mono" w:hAnsi="Roboto Mono"/>
+          <w:color w:val="188038"/>
+          <w:rtl w:val="0"/>
+        </w:rPr>
+        <w:t xml:space="preserve">black .</w:t>
+      </w:r>
+    </w:p>
+    <w:p>
+      <w:pPr>
+        <w:spacing w:after="80" w:before="280" w:lineRule="auto"/>
+        <w:rPr>
+          <w:rFonts w:ascii="Roboto Mono" w:cs="Roboto Mono" w:eastAsia="Roboto Mono" w:hAnsi="Roboto Mono"/>
+          <w:color w:val="188038"/>
+        </w:rPr>
+      </w:pPr>
+      <w:r>
+        <w:rPr>
+          <w:rFonts w:ascii="Arial Unicode MS" w:cs="Arial Unicode MS" w:eastAsia="Arial Unicode MS" w:hAnsi="Arial Unicode MS"/>
+          <w:color w:val="188038"/>
+          <w:rtl w:val="0"/>
+        </w:rPr>
+        <w:t xml:space="preserve"># Ruff (코드 린팅 및 수정) 실행</w:t>
+      </w:r>
+    </w:p>
+    <w:p>
+      <w:pPr>
+        <w:spacing w:after="80" w:before="280" w:lineRule="auto"/>
+        <w:rPr>
+          <w:rFonts w:ascii="Roboto Mono" w:cs="Roboto Mono" w:eastAsia="Roboto Mono" w:hAnsi="Roboto Mono"/>
+          <w:color w:val="188038"/>
+        </w:rPr>
+      </w:pPr>
+      <w:r>
+        <w:rPr>
+          <w:rFonts w:ascii="Roboto Mono" w:cs="Roboto Mono" w:eastAsia="Roboto Mono" w:hAnsi="Roboto Mono"/>
+          <w:color w:val="188038"/>
+          <w:rtl w:val="0"/>
+        </w:rPr>
+        <w:t xml:space="preserve">ruff check . --fix</w:t>
+      </w:r>
+    </w:p>
+    <w:p>
+      <w:pPr>
+        <w:numPr>
+          <w:ilvl w:val="0"/>
+          <w:numId w:val="5"/>
         </w:numPr>
         <w:spacing w:after="80" w:before="280" w:lineRule="auto"/>
         <w:ind w:left="720" w:hanging="360"/>
@@ -2646,8 +3825,8 @@
           <w:szCs w:val="34"/>
         </w:rPr>
       </w:pPr>
-      <w:bookmarkStart w:colFirst="0" w:colLast="0" w:name="_1da2fui4hzkv" w:id="21"/>
-      <w:bookmarkEnd w:id="21"/>
+      <w:bookmarkStart w:colFirst="0" w:colLast="0" w:name="_1da2fui4hzkv" w:id="26"/>
+      <w:bookmarkEnd w:id="26"/>
       <w:r>
         <w:rPr>
           <w:rFonts w:ascii="Arial Unicode MS" w:cs="Arial Unicode MS" w:eastAsia="Arial Unicode MS" w:hAnsi="Arial Unicode MS"/>
@@ -2667,8 +3846,8 @@
           <w:szCs w:val="26"/>
         </w:rPr>
       </w:pPr>
-      <w:bookmarkStart w:colFirst="0" w:colLast="0" w:name="_n11w86lphk68" w:id="22"/>
-      <w:bookmarkEnd w:id="22"/>
+      <w:bookmarkStart w:colFirst="0" w:colLast="0" w:name="_n11w86lphk68" w:id="27"/>
+      <w:bookmarkEnd w:id="27"/>
       <w:r>
         <w:rPr>
           <w:rFonts w:ascii="Arial Unicode MS" w:cs="Arial Unicode MS" w:eastAsia="Arial Unicode MS" w:hAnsi="Arial Unicode MS"/>
@@ -2683,7 +3862,7 @@
       <w:pPr>
         <w:numPr>
           <w:ilvl w:val="0"/>
-          <w:numId w:val="7"/>
+          <w:numId w:val="9"/>
         </w:numPr>
         <w:spacing w:after="0" w:afterAutospacing="0" w:before="240" w:lineRule="auto"/>
         <w:ind w:left="720" w:hanging="360"/>
@@ -2738,7 +3917,7 @@
       <w:pPr>
         <w:numPr>
           <w:ilvl w:val="0"/>
-          <w:numId w:val="7"/>
+          <w:numId w:val="9"/>
         </w:numPr>
         <w:spacing w:after="0" w:afterAutospacing="0" w:before="0" w:beforeAutospacing="0" w:lineRule="auto"/>
         <w:ind w:left="720" w:hanging="360"/>
@@ -2757,7 +3936,7 @@
       <w:pPr>
         <w:numPr>
           <w:ilvl w:val="1"/>
-          <w:numId w:val="7"/>
+          <w:numId w:val="9"/>
         </w:numPr>
         <w:spacing w:after="0" w:afterAutospacing="0" w:before="0" w:beforeAutospacing="0" w:lineRule="auto"/>
         <w:ind w:left="1440" w:hanging="360"/>
@@ -2797,7 +3976,7 @@
       <w:pPr>
         <w:numPr>
           <w:ilvl w:val="1"/>
-          <w:numId w:val="7"/>
+          <w:numId w:val="9"/>
         </w:numPr>
         <w:spacing w:after="0" w:afterAutospacing="0" w:before="0" w:beforeAutospacing="0" w:lineRule="auto"/>
         <w:ind w:left="1440" w:hanging="360"/>
@@ -2814,7 +3993,7 @@
       <w:pPr>
         <w:numPr>
           <w:ilvl w:val="1"/>
-          <w:numId w:val="7"/>
+          <w:numId w:val="9"/>
         </w:numPr>
         <w:spacing w:after="240" w:before="0" w:beforeAutospacing="0" w:lineRule="auto"/>
         <w:ind w:left="1440" w:hanging="360"/>
@@ -2859,8 +4038,8 @@
           <w:szCs w:val="26"/>
         </w:rPr>
       </w:pPr>
-      <w:bookmarkStart w:colFirst="0" w:colLast="0" w:name="_j1rc5xmzefdf" w:id="23"/>
-      <w:bookmarkEnd w:id="23"/>
+      <w:bookmarkStart w:colFirst="0" w:colLast="0" w:name="_j1rc5xmzefdf" w:id="28"/>
+      <w:bookmarkEnd w:id="28"/>
       <w:r>
         <w:rPr>
           <w:rFonts w:ascii="Arial Unicode MS" w:cs="Arial Unicode MS" w:eastAsia="Arial Unicode MS" w:hAnsi="Arial Unicode MS"/>
@@ -3037,8 +4216,8 @@
           <w:szCs w:val="26"/>
         </w:rPr>
       </w:pPr>
-      <w:bookmarkStart w:colFirst="0" w:colLast="0" w:name="_p1ngf0kqlo5f" w:id="24"/>
-      <w:bookmarkEnd w:id="24"/>
+      <w:bookmarkStart w:colFirst="0" w:colLast="0" w:name="_p1ngf0kqlo5f" w:id="29"/>
+      <w:bookmarkEnd w:id="29"/>
       <w:r>
         <w:rPr>
           <w:rFonts w:ascii="Arial Unicode MS" w:cs="Arial Unicode MS" w:eastAsia="Arial Unicode MS" w:hAnsi="Arial Unicode MS"/>
@@ -3053,7 +4232,7 @@
       <w:pPr>
         <w:numPr>
           <w:ilvl w:val="0"/>
-          <w:numId w:val="6"/>
+          <w:numId w:val="8"/>
         </w:numPr>
         <w:spacing w:after="0" w:afterAutospacing="0" w:before="240" w:lineRule="auto"/>
         <w:ind w:left="720" w:hanging="360"/>
@@ -3079,7 +4258,7 @@
       <w:pPr>
         <w:numPr>
           <w:ilvl w:val="0"/>
-          <w:numId w:val="6"/>
+          <w:numId w:val="8"/>
         </w:numPr>
         <w:spacing w:after="0" w:afterAutospacing="0" w:before="0" w:beforeAutospacing="0" w:lineRule="auto"/>
         <w:ind w:left="720" w:hanging="360"/>
@@ -3098,7 +4277,7 @@
       <w:pPr>
         <w:numPr>
           <w:ilvl w:val="1"/>
-          <w:numId w:val="6"/>
+          <w:numId w:val="8"/>
         </w:numPr>
         <w:spacing w:after="0" w:afterAutospacing="0" w:before="0" w:beforeAutospacing="0" w:lineRule="auto"/>
         <w:ind w:left="1440" w:hanging="360"/>
@@ -3123,7 +4302,7 @@
       <w:pPr>
         <w:numPr>
           <w:ilvl w:val="1"/>
-          <w:numId w:val="6"/>
+          <w:numId w:val="8"/>
         </w:numPr>
         <w:spacing w:after="0" w:afterAutospacing="0" w:before="0" w:beforeAutospacing="0" w:lineRule="auto"/>
         <w:ind w:left="1440" w:hanging="360"/>
@@ -3163,7 +4342,7 @@
       <w:pPr>
         <w:numPr>
           <w:ilvl w:val="1"/>
-          <w:numId w:val="6"/>
+          <w:numId w:val="8"/>
         </w:numPr>
         <w:spacing w:after="240" w:before="0" w:beforeAutospacing="0" w:lineRule="auto"/>
         <w:ind w:left="1440" w:hanging="360"/>
@@ -3200,8 +4379,8 @@
           <w:szCs w:val="26"/>
         </w:rPr>
       </w:pPr>
-      <w:bookmarkStart w:colFirst="0" w:colLast="0" w:name="_3k1n82g1t7dn" w:id="25"/>
-      <w:bookmarkEnd w:id="25"/>
+      <w:bookmarkStart w:colFirst="0" w:colLast="0" w:name="_3k1n82g1t7dn" w:id="30"/>
+      <w:bookmarkEnd w:id="30"/>
       <w:r>
         <w:rPr>
           <w:rFonts w:ascii="Arial Unicode MS" w:cs="Arial Unicode MS" w:eastAsia="Arial Unicode MS" w:hAnsi="Arial Unicode MS"/>
@@ -3216,7 +4395,7 @@
       <w:pPr>
         <w:numPr>
           <w:ilvl w:val="0"/>
-          <w:numId w:val="9"/>
+          <w:numId w:val="12"/>
         </w:numPr>
         <w:spacing w:after="0" w:afterAutospacing="0" w:before="240" w:lineRule="auto"/>
         <w:ind w:left="720" w:hanging="360"/>
@@ -3257,7 +4436,7 @@
       <w:pPr>
         <w:numPr>
           <w:ilvl w:val="0"/>
-          <w:numId w:val="9"/>
+          <w:numId w:val="12"/>
         </w:numPr>
         <w:spacing w:after="0" w:afterAutospacing="0" w:before="0" w:beforeAutospacing="0" w:lineRule="auto"/>
         <w:ind w:left="720" w:hanging="360"/>
@@ -3276,7 +4455,7 @@
       <w:pPr>
         <w:numPr>
           <w:ilvl w:val="1"/>
-          <w:numId w:val="9"/>
+          <w:numId w:val="12"/>
         </w:numPr>
         <w:spacing w:after="0" w:afterAutospacing="0" w:before="0" w:beforeAutospacing="0" w:lineRule="auto"/>
         <w:ind w:left="1440" w:hanging="360"/>
@@ -3316,7 +4495,7 @@
       <w:pPr>
         <w:numPr>
           <w:ilvl w:val="1"/>
-          <w:numId w:val="9"/>
+          <w:numId w:val="12"/>
         </w:numPr>
         <w:spacing w:after="240" w:before="0" w:beforeAutospacing="0" w:lineRule="auto"/>
         <w:ind w:left="1440" w:hanging="360"/>
@@ -3944,8 +5123,8 @@
     </w:lvl>
     <w:lvl w:ilvl="1">
       <w:start w:val="1"/>
-      <w:numFmt w:val="decimal"/>
-      <w:lvlText w:val="%2."/>
+      <w:numFmt w:val="bullet"/>
+      <w:lvlText w:val="○"/>
       <w:lvlJc w:val="left"/>
       <w:pPr>
         <w:ind w:left="1440" w:hanging="360"/>
@@ -4054,8 +5233,8 @@
     </w:lvl>
     <w:lvl w:ilvl="1">
       <w:start w:val="1"/>
-      <w:numFmt w:val="decimal"/>
-      <w:lvlText w:val="%2."/>
+      <w:numFmt w:val="bullet"/>
+      <w:lvlText w:val="○"/>
       <w:lvlJc w:val="left"/>
       <w:pPr>
         <w:ind w:left="1440" w:hanging="360"/>
@@ -4153,7 +5332,19 @@
     <w:lvl w:ilvl="0">
       <w:start w:val="1"/>
       <w:numFmt w:val="bullet"/>
-      <w:lvlText w:val="-"/>
+      <w:lvlText w:val="●"/>
+      <w:lvlJc w:val="left"/>
+      <w:pPr>
+        <w:ind w:left="720" w:hanging="360"/>
+      </w:pPr>
+      <w:rPr>
+        <w:u w:val="none"/>
+      </w:rPr>
+    </w:lvl>
+    <w:lvl w:ilvl="1">
+      <w:start w:val="1"/>
+      <w:numFmt w:val="decimal"/>
+      <w:lvlText w:val="%2."/>
       <w:lvlJc w:val="left"/>
       <w:pPr>
         <w:ind w:left="1440" w:hanging="360"/>
@@ -4162,10 +5353,10 @@
         <w:u w:val="none"/>
       </w:rPr>
     </w:lvl>
-    <w:lvl w:ilvl="1">
-      <w:start w:val="1"/>
-      <w:numFmt w:val="bullet"/>
-      <w:lvlText w:val="-"/>
+    <w:lvl w:ilvl="2">
+      <w:start w:val="1"/>
+      <w:numFmt w:val="bullet"/>
+      <w:lvlText w:val="■"/>
       <w:lvlJc w:val="left"/>
       <w:pPr>
         <w:ind w:left="2160" w:hanging="360"/>
@@ -4174,10 +5365,10 @@
         <w:u w:val="none"/>
       </w:rPr>
     </w:lvl>
-    <w:lvl w:ilvl="2">
-      <w:start w:val="1"/>
-      <w:numFmt w:val="bullet"/>
-      <w:lvlText w:val="-"/>
+    <w:lvl w:ilvl="3">
+      <w:start w:val="1"/>
+      <w:numFmt w:val="bullet"/>
+      <w:lvlText w:val="●"/>
       <w:lvlJc w:val="left"/>
       <w:pPr>
         <w:ind w:left="2880" w:hanging="360"/>
@@ -4186,10 +5377,10 @@
         <w:u w:val="none"/>
       </w:rPr>
     </w:lvl>
-    <w:lvl w:ilvl="3">
-      <w:start w:val="1"/>
-      <w:numFmt w:val="bullet"/>
-      <w:lvlText w:val="-"/>
+    <w:lvl w:ilvl="4">
+      <w:start w:val="1"/>
+      <w:numFmt w:val="bullet"/>
+      <w:lvlText w:val="○"/>
       <w:lvlJc w:val="left"/>
       <w:pPr>
         <w:ind w:left="3600" w:hanging="360"/>
@@ -4198,10 +5389,10 @@
         <w:u w:val="none"/>
       </w:rPr>
     </w:lvl>
-    <w:lvl w:ilvl="4">
-      <w:start w:val="1"/>
-      <w:numFmt w:val="bullet"/>
-      <w:lvlText w:val="-"/>
+    <w:lvl w:ilvl="5">
+      <w:start w:val="1"/>
+      <w:numFmt w:val="bullet"/>
+      <w:lvlText w:val="■"/>
       <w:lvlJc w:val="left"/>
       <w:pPr>
         <w:ind w:left="4320" w:hanging="360"/>
@@ -4210,10 +5401,10 @@
         <w:u w:val="none"/>
       </w:rPr>
     </w:lvl>
-    <w:lvl w:ilvl="5">
-      <w:start w:val="1"/>
-      <w:numFmt w:val="bullet"/>
-      <w:lvlText w:val="-"/>
+    <w:lvl w:ilvl="6">
+      <w:start w:val="1"/>
+      <w:numFmt w:val="bullet"/>
+      <w:lvlText w:val="●"/>
       <w:lvlJc w:val="left"/>
       <w:pPr>
         <w:ind w:left="5040" w:hanging="360"/>
@@ -4222,10 +5413,10 @@
         <w:u w:val="none"/>
       </w:rPr>
     </w:lvl>
-    <w:lvl w:ilvl="6">
-      <w:start w:val="1"/>
-      <w:numFmt w:val="bullet"/>
-      <w:lvlText w:val="-"/>
+    <w:lvl w:ilvl="7">
+      <w:start w:val="1"/>
+      <w:numFmt w:val="bullet"/>
+      <w:lvlText w:val="○"/>
       <w:lvlJc w:val="left"/>
       <w:pPr>
         <w:ind w:left="5760" w:hanging="360"/>
@@ -4234,25 +5425,13 @@
         <w:u w:val="none"/>
       </w:rPr>
     </w:lvl>
-    <w:lvl w:ilvl="7">
-      <w:start w:val="1"/>
-      <w:numFmt w:val="bullet"/>
-      <w:lvlText w:val="-"/>
+    <w:lvl w:ilvl="8">
+      <w:start w:val="1"/>
+      <w:numFmt w:val="bullet"/>
+      <w:lvlText w:val="■"/>
       <w:lvlJc w:val="left"/>
       <w:pPr>
         <w:ind w:left="6480" w:hanging="360"/>
-      </w:pPr>
-      <w:rPr>
-        <w:u w:val="none"/>
-      </w:rPr>
-    </w:lvl>
-    <w:lvl w:ilvl="8">
-      <w:start w:val="1"/>
-      <w:numFmt w:val="bullet"/>
-      <w:lvlText w:val="-"/>
-      <w:lvlJc w:val="left"/>
-      <w:pPr>
-        <w:ind w:left="7200" w:hanging="360"/>
       </w:pPr>
       <w:rPr>
         <w:u w:val="none"/>
@@ -4274,8 +5453,8 @@
     </w:lvl>
     <w:lvl w:ilvl="1">
       <w:start w:val="1"/>
-      <w:numFmt w:val="bullet"/>
-      <w:lvlText w:val="○"/>
+      <w:numFmt w:val="decimal"/>
+      <w:lvlText w:val="%2."/>
       <w:lvlJc w:val="left"/>
       <w:pPr>
         <w:ind w:left="1440" w:hanging="360"/>
@@ -4370,6 +5549,446 @@
     </w:lvl>
   </w:abstractNum>
   <w:abstractNum w:abstractNumId="10">
+    <w:lvl w:ilvl="0">
+      <w:start w:val="1"/>
+      <w:numFmt w:val="bullet"/>
+      <w:lvlText w:val="●"/>
+      <w:lvlJc w:val="left"/>
+      <w:pPr>
+        <w:ind w:left="720" w:hanging="360"/>
+      </w:pPr>
+      <w:rPr>
+        <w:u w:val="none"/>
+      </w:rPr>
+    </w:lvl>
+    <w:lvl w:ilvl="1">
+      <w:start w:val="1"/>
+      <w:numFmt w:val="decimal"/>
+      <w:lvlText w:val="%2."/>
+      <w:lvlJc w:val="left"/>
+      <w:pPr>
+        <w:ind w:left="1440" w:hanging="360"/>
+      </w:pPr>
+      <w:rPr>
+        <w:u w:val="none"/>
+      </w:rPr>
+    </w:lvl>
+    <w:lvl w:ilvl="2">
+      <w:start w:val="1"/>
+      <w:numFmt w:val="bullet"/>
+      <w:lvlText w:val="■"/>
+      <w:lvlJc w:val="left"/>
+      <w:pPr>
+        <w:ind w:left="2160" w:hanging="360"/>
+      </w:pPr>
+      <w:rPr>
+        <w:u w:val="none"/>
+      </w:rPr>
+    </w:lvl>
+    <w:lvl w:ilvl="3">
+      <w:start w:val="1"/>
+      <w:numFmt w:val="bullet"/>
+      <w:lvlText w:val="●"/>
+      <w:lvlJc w:val="left"/>
+      <w:pPr>
+        <w:ind w:left="2880" w:hanging="360"/>
+      </w:pPr>
+      <w:rPr>
+        <w:u w:val="none"/>
+      </w:rPr>
+    </w:lvl>
+    <w:lvl w:ilvl="4">
+      <w:start w:val="1"/>
+      <w:numFmt w:val="bullet"/>
+      <w:lvlText w:val="○"/>
+      <w:lvlJc w:val="left"/>
+      <w:pPr>
+        <w:ind w:left="3600" w:hanging="360"/>
+      </w:pPr>
+      <w:rPr>
+        <w:u w:val="none"/>
+      </w:rPr>
+    </w:lvl>
+    <w:lvl w:ilvl="5">
+      <w:start w:val="1"/>
+      <w:numFmt w:val="bullet"/>
+      <w:lvlText w:val="■"/>
+      <w:lvlJc w:val="left"/>
+      <w:pPr>
+        <w:ind w:left="4320" w:hanging="360"/>
+      </w:pPr>
+      <w:rPr>
+        <w:u w:val="none"/>
+      </w:rPr>
+    </w:lvl>
+    <w:lvl w:ilvl="6">
+      <w:start w:val="1"/>
+      <w:numFmt w:val="bullet"/>
+      <w:lvlText w:val="●"/>
+      <w:lvlJc w:val="left"/>
+      <w:pPr>
+        <w:ind w:left="5040" w:hanging="360"/>
+      </w:pPr>
+      <w:rPr>
+        <w:u w:val="none"/>
+      </w:rPr>
+    </w:lvl>
+    <w:lvl w:ilvl="7">
+      <w:start w:val="1"/>
+      <w:numFmt w:val="bullet"/>
+      <w:lvlText w:val="○"/>
+      <w:lvlJc w:val="left"/>
+      <w:pPr>
+        <w:ind w:left="5760" w:hanging="360"/>
+      </w:pPr>
+      <w:rPr>
+        <w:u w:val="none"/>
+      </w:rPr>
+    </w:lvl>
+    <w:lvl w:ilvl="8">
+      <w:start w:val="1"/>
+      <w:numFmt w:val="bullet"/>
+      <w:lvlText w:val="■"/>
+      <w:lvlJc w:val="left"/>
+      <w:pPr>
+        <w:ind w:left="6480" w:hanging="360"/>
+      </w:pPr>
+      <w:rPr>
+        <w:u w:val="none"/>
+      </w:rPr>
+    </w:lvl>
+  </w:abstractNum>
+  <w:abstractNum w:abstractNumId="11">
+    <w:lvl w:ilvl="0">
+      <w:start w:val="1"/>
+      <w:numFmt w:val="bullet"/>
+      <w:lvlText w:val="●"/>
+      <w:lvlJc w:val="left"/>
+      <w:pPr>
+        <w:ind w:left="720" w:hanging="360"/>
+      </w:pPr>
+      <w:rPr>
+        <w:u w:val="none"/>
+      </w:rPr>
+    </w:lvl>
+    <w:lvl w:ilvl="1">
+      <w:start w:val="1"/>
+      <w:numFmt w:val="bullet"/>
+      <w:lvlText w:val="○"/>
+      <w:lvlJc w:val="left"/>
+      <w:pPr>
+        <w:ind w:left="1440" w:hanging="360"/>
+      </w:pPr>
+      <w:rPr>
+        <w:u w:val="none"/>
+      </w:rPr>
+    </w:lvl>
+    <w:lvl w:ilvl="2">
+      <w:start w:val="1"/>
+      <w:numFmt w:val="bullet"/>
+      <w:lvlText w:val="■"/>
+      <w:lvlJc w:val="left"/>
+      <w:pPr>
+        <w:ind w:left="2160" w:hanging="360"/>
+      </w:pPr>
+      <w:rPr>
+        <w:u w:val="none"/>
+      </w:rPr>
+    </w:lvl>
+    <w:lvl w:ilvl="3">
+      <w:start w:val="1"/>
+      <w:numFmt w:val="bullet"/>
+      <w:lvlText w:val="●"/>
+      <w:lvlJc w:val="left"/>
+      <w:pPr>
+        <w:ind w:left="2880" w:hanging="360"/>
+      </w:pPr>
+      <w:rPr>
+        <w:u w:val="none"/>
+      </w:rPr>
+    </w:lvl>
+    <w:lvl w:ilvl="4">
+      <w:start w:val="1"/>
+      <w:numFmt w:val="bullet"/>
+      <w:lvlText w:val="○"/>
+      <w:lvlJc w:val="left"/>
+      <w:pPr>
+        <w:ind w:left="3600" w:hanging="360"/>
+      </w:pPr>
+      <w:rPr>
+        <w:u w:val="none"/>
+      </w:rPr>
+    </w:lvl>
+    <w:lvl w:ilvl="5">
+      <w:start w:val="1"/>
+      <w:numFmt w:val="bullet"/>
+      <w:lvlText w:val="■"/>
+      <w:lvlJc w:val="left"/>
+      <w:pPr>
+        <w:ind w:left="4320" w:hanging="360"/>
+      </w:pPr>
+      <w:rPr>
+        <w:u w:val="none"/>
+      </w:rPr>
+    </w:lvl>
+    <w:lvl w:ilvl="6">
+      <w:start w:val="1"/>
+      <w:numFmt w:val="bullet"/>
+      <w:lvlText w:val="●"/>
+      <w:lvlJc w:val="left"/>
+      <w:pPr>
+        <w:ind w:left="5040" w:hanging="360"/>
+      </w:pPr>
+      <w:rPr>
+        <w:u w:val="none"/>
+      </w:rPr>
+    </w:lvl>
+    <w:lvl w:ilvl="7">
+      <w:start w:val="1"/>
+      <w:numFmt w:val="bullet"/>
+      <w:lvlText w:val="○"/>
+      <w:lvlJc w:val="left"/>
+      <w:pPr>
+        <w:ind w:left="5760" w:hanging="360"/>
+      </w:pPr>
+      <w:rPr>
+        <w:u w:val="none"/>
+      </w:rPr>
+    </w:lvl>
+    <w:lvl w:ilvl="8">
+      <w:start w:val="1"/>
+      <w:numFmt w:val="bullet"/>
+      <w:lvlText w:val="■"/>
+      <w:lvlJc w:val="left"/>
+      <w:pPr>
+        <w:ind w:left="6480" w:hanging="360"/>
+      </w:pPr>
+      <w:rPr>
+        <w:u w:val="none"/>
+      </w:rPr>
+    </w:lvl>
+  </w:abstractNum>
+  <w:abstractNum w:abstractNumId="12">
+    <w:lvl w:ilvl="0">
+      <w:start w:val="1"/>
+      <w:numFmt w:val="bullet"/>
+      <w:lvlText w:val="●"/>
+      <w:lvlJc w:val="left"/>
+      <w:pPr>
+        <w:ind w:left="720" w:hanging="360"/>
+      </w:pPr>
+      <w:rPr>
+        <w:u w:val="none"/>
+      </w:rPr>
+    </w:lvl>
+    <w:lvl w:ilvl="1">
+      <w:start w:val="1"/>
+      <w:numFmt w:val="bullet"/>
+      <w:lvlText w:val="○"/>
+      <w:lvlJc w:val="left"/>
+      <w:pPr>
+        <w:ind w:left="1440" w:hanging="360"/>
+      </w:pPr>
+      <w:rPr>
+        <w:u w:val="none"/>
+      </w:rPr>
+    </w:lvl>
+    <w:lvl w:ilvl="2">
+      <w:start w:val="1"/>
+      <w:numFmt w:val="bullet"/>
+      <w:lvlText w:val="■"/>
+      <w:lvlJc w:val="left"/>
+      <w:pPr>
+        <w:ind w:left="2160" w:hanging="360"/>
+      </w:pPr>
+      <w:rPr>
+        <w:u w:val="none"/>
+      </w:rPr>
+    </w:lvl>
+    <w:lvl w:ilvl="3">
+      <w:start w:val="1"/>
+      <w:numFmt w:val="bullet"/>
+      <w:lvlText w:val="●"/>
+      <w:lvlJc w:val="left"/>
+      <w:pPr>
+        <w:ind w:left="2880" w:hanging="360"/>
+      </w:pPr>
+      <w:rPr>
+        <w:u w:val="none"/>
+      </w:rPr>
+    </w:lvl>
+    <w:lvl w:ilvl="4">
+      <w:start w:val="1"/>
+      <w:numFmt w:val="bullet"/>
+      <w:lvlText w:val="○"/>
+      <w:lvlJc w:val="left"/>
+      <w:pPr>
+        <w:ind w:left="3600" w:hanging="360"/>
+      </w:pPr>
+      <w:rPr>
+        <w:u w:val="none"/>
+      </w:rPr>
+    </w:lvl>
+    <w:lvl w:ilvl="5">
+      <w:start w:val="1"/>
+      <w:numFmt w:val="bullet"/>
+      <w:lvlText w:val="■"/>
+      <w:lvlJc w:val="left"/>
+      <w:pPr>
+        <w:ind w:left="4320" w:hanging="360"/>
+      </w:pPr>
+      <w:rPr>
+        <w:u w:val="none"/>
+      </w:rPr>
+    </w:lvl>
+    <w:lvl w:ilvl="6">
+      <w:start w:val="1"/>
+      <w:numFmt w:val="bullet"/>
+      <w:lvlText w:val="●"/>
+      <w:lvlJc w:val="left"/>
+      <w:pPr>
+        <w:ind w:left="5040" w:hanging="360"/>
+      </w:pPr>
+      <w:rPr>
+        <w:u w:val="none"/>
+      </w:rPr>
+    </w:lvl>
+    <w:lvl w:ilvl="7">
+      <w:start w:val="1"/>
+      <w:numFmt w:val="bullet"/>
+      <w:lvlText w:val="○"/>
+      <w:lvlJc w:val="left"/>
+      <w:pPr>
+        <w:ind w:left="5760" w:hanging="360"/>
+      </w:pPr>
+      <w:rPr>
+        <w:u w:val="none"/>
+      </w:rPr>
+    </w:lvl>
+    <w:lvl w:ilvl="8">
+      <w:start w:val="1"/>
+      <w:numFmt w:val="bullet"/>
+      <w:lvlText w:val="■"/>
+      <w:lvlJc w:val="left"/>
+      <w:pPr>
+        <w:ind w:left="6480" w:hanging="360"/>
+      </w:pPr>
+      <w:rPr>
+        <w:u w:val="none"/>
+      </w:rPr>
+    </w:lvl>
+  </w:abstractNum>
+  <w:abstractNum w:abstractNumId="13">
+    <w:lvl w:ilvl="0">
+      <w:start w:val="1"/>
+      <w:numFmt w:val="bullet"/>
+      <w:lvlText w:val="●"/>
+      <w:lvlJc w:val="left"/>
+      <w:pPr>
+        <w:ind w:left="720" w:hanging="360"/>
+      </w:pPr>
+      <w:rPr>
+        <w:u w:val="none"/>
+      </w:rPr>
+    </w:lvl>
+    <w:lvl w:ilvl="1">
+      <w:start w:val="1"/>
+      <w:numFmt w:val="bullet"/>
+      <w:lvlText w:val="○"/>
+      <w:lvlJc w:val="left"/>
+      <w:pPr>
+        <w:ind w:left="1440" w:hanging="360"/>
+      </w:pPr>
+      <w:rPr>
+        <w:u w:val="none"/>
+      </w:rPr>
+    </w:lvl>
+    <w:lvl w:ilvl="2">
+      <w:start w:val="1"/>
+      <w:numFmt w:val="bullet"/>
+      <w:lvlText w:val="■"/>
+      <w:lvlJc w:val="left"/>
+      <w:pPr>
+        <w:ind w:left="2160" w:hanging="360"/>
+      </w:pPr>
+      <w:rPr>
+        <w:u w:val="none"/>
+      </w:rPr>
+    </w:lvl>
+    <w:lvl w:ilvl="3">
+      <w:start w:val="1"/>
+      <w:numFmt w:val="bullet"/>
+      <w:lvlText w:val="●"/>
+      <w:lvlJc w:val="left"/>
+      <w:pPr>
+        <w:ind w:left="2880" w:hanging="360"/>
+      </w:pPr>
+      <w:rPr>
+        <w:u w:val="none"/>
+      </w:rPr>
+    </w:lvl>
+    <w:lvl w:ilvl="4">
+      <w:start w:val="1"/>
+      <w:numFmt w:val="bullet"/>
+      <w:lvlText w:val="○"/>
+      <w:lvlJc w:val="left"/>
+      <w:pPr>
+        <w:ind w:left="3600" w:hanging="360"/>
+      </w:pPr>
+      <w:rPr>
+        <w:u w:val="none"/>
+      </w:rPr>
+    </w:lvl>
+    <w:lvl w:ilvl="5">
+      <w:start w:val="1"/>
+      <w:numFmt w:val="bullet"/>
+      <w:lvlText w:val="■"/>
+      <w:lvlJc w:val="left"/>
+      <w:pPr>
+        <w:ind w:left="4320" w:hanging="360"/>
+      </w:pPr>
+      <w:rPr>
+        <w:u w:val="none"/>
+      </w:rPr>
+    </w:lvl>
+    <w:lvl w:ilvl="6">
+      <w:start w:val="1"/>
+      <w:numFmt w:val="bullet"/>
+      <w:lvlText w:val="●"/>
+      <w:lvlJc w:val="left"/>
+      <w:pPr>
+        <w:ind w:left="5040" w:hanging="360"/>
+      </w:pPr>
+      <w:rPr>
+        <w:u w:val="none"/>
+      </w:rPr>
+    </w:lvl>
+    <w:lvl w:ilvl="7">
+      <w:start w:val="1"/>
+      <w:numFmt w:val="bullet"/>
+      <w:lvlText w:val="○"/>
+      <w:lvlJc w:val="left"/>
+      <w:pPr>
+        <w:ind w:left="5760" w:hanging="360"/>
+      </w:pPr>
+      <w:rPr>
+        <w:u w:val="none"/>
+      </w:rPr>
+    </w:lvl>
+    <w:lvl w:ilvl="8">
+      <w:start w:val="1"/>
+      <w:numFmt w:val="bullet"/>
+      <w:lvlText w:val="■"/>
+      <w:lvlJc w:val="left"/>
+      <w:pPr>
+        <w:ind w:left="6480" w:hanging="360"/>
+      </w:pPr>
+      <w:rPr>
+        <w:u w:val="none"/>
+      </w:rPr>
+    </w:lvl>
+  </w:abstractNum>
+  <w:abstractNum w:abstractNumId="14">
     <w:lvl w:ilvl="0">
       <w:start w:val="1"/>
       <w:numFmt w:val="bullet"/>
@@ -4508,6 +6127,18 @@
   </w:num>
   <w:num w:numId="10">
     <w:abstractNumId w:val="10"/>
+  </w:num>
+  <w:num w:numId="11">
+    <w:abstractNumId w:val="11"/>
+  </w:num>
+  <w:num w:numId="12">
+    <w:abstractNumId w:val="12"/>
+  </w:num>
+  <w:num w:numId="13">
+    <w:abstractNumId w:val="13"/>
+  </w:num>
+  <w:num w:numId="14">
+    <w:abstractNumId w:val="14"/>
   </w:num>
 </w:numbering>
 </file>
